--- a/00_ПОЛОЖЕНИЕ_ПДН_2026/ПОЛОЖЕНИЕ_ОБ_ОБРАБОТКЕ_ПДН_ООО_МИР_v1.0.docx
+++ b/00_ПОЛОЖЕНИЕ_ПДН_2026/ПОЛОЖЕНИЕ_ОБ_ОБРАБОТКЕ_ПДН_ООО_МИР_v1.0.docx
@@ -1171,7 +1171,7 @@
           <w:rFonts w:ascii="Times New Roman" w:hAnsi="Times New Roman" w:eastAsia="Times New Roman" w:cs="Times New Roman"/>
           <w:sz w:val="24"/>
         </w:rPr>
-        <w:t xml:space="preserve"> С даты утверждения настоящего Положения признаются утратившими силу ранее действовавшие в Обществе Положение (Политика) об обработке персональных данных и приложения к нему, а также Регламент обработки и защиты персональных данных работников — в части, противоречащей настоящему Положению. Бланки согласий прежних редакций изымаются из обращения. В приказе об утверждении Положения указываются точные реквизиты (наименование, дата, номер) отменяемых актов; иные локальные акты Общества действуют в части, не противоречащей Положению. Инвентаризация ранее полученных согласий проводится (п. 21.3); массовое переоформление не требуется: согласия, полученные до 01.09.2025, сохраняют силу, переоформление производится точечно — при новой цели, новом составе данных, новом получателе (обработчике) либо при неполном составе сведений, предусмотренном ч. 4 ст. 9 Закона № 152-ФЗ.</w:t>
+        <w:t xml:space="preserve"> С даты утверждения настоящего Положения признаются утратившими силу ранее действовавшие в Обществе Положение (Политика) об обработке персональных данных и приложения к нему, Внутренний регламент обработки персональных данных работников (инструкция для специалиста по кадрам), а также ранее утверждённые формы документов по обработке персональных данных (согласия, обязательства, журналы, акты) — полностью, поскольку их предмет урегулирован настоящим Положением и приложениями к нему. Бланки согласий прежних редакций изымаются из обращения. В приказе об утверждении Положения указываются точные реквизиты (наименование, дата, номер) отменяемых актов; иные локальные акты Общества действуют в части, не противоречащей Положению. Инвентаризация ранее полученных согласий проводится (п. 21.3); массовое переоформление не требуется: согласия, полученные до 01.09.2025, сохраняют силу, переоформление производится точечно — при новой цели, новом составе данных, новом получателе (обработчике) либо при неполном составе сведений, предусмотренном ч. 4 ст. 9 Закона № 152-ФЗ.</w:t>
       </w:r>
     </w:p>
     <w:p>
@@ -12694,6 +12694,21 @@
         <w:t>22. Карта соответствия и изменения в связанных документах</w:t>
       </w:r>
     </w:p>
+    <w:p>
+      <w:pPr>
+        <w:keepNext w:val="0"/>
+        <w:spacing w:before="0" w:after="120" w:line="276" w:lineRule="auto"/>
+        <w:jc w:val="left"/>
+      </w:pPr>
+      <w:r>
+        <w:rPr>
+          <w:rFonts w:ascii="Times New Roman" w:hAnsi="Times New Roman" w:eastAsia="Times New Roman" w:cs="Times New Roman"/>
+          <w:i/>
+          <w:sz w:val="22"/>
+        </w:rPr>
+        <w:t>Таблица составлена по результатам сверки Положения со всеми действующими документами ООО «МИР» (кадровый пакет, пакет КДП, договор № 12-ОУТ). Изменения вносятся до вступления Положения в силу либо одновременно с ним.</w:t>
+      </w:r>
+    </w:p>
     <w:tbl>
       <w:tblPr>
         <w:tblStyle w:val="TableGrid"/>
@@ -12830,7 +12845,7 @@
                 <w:rFonts w:ascii="Times New Roman" w:hAnsi="Times New Roman" w:eastAsia="Times New Roman" w:cs="Times New Roman"/>
                 <w:sz w:val="20"/>
               </w:rPr>
-              <w:t>Форма включена в Положение как Приложение № 20 (журнал ведётся по новой форме); прежнюю форму изъять из обращения, ранее заполненные журналы не переоформляются</w:t>
+              <w:t>Форма заменяется Приложением № 20 к Положению (добавлена графа «Статус получателя»); шапку «Форма к пункту 4.3 Регламента…» исключить, ссылку на Регламент не использовать; ранее заполненные журналы не переоформляются</w:t>
             </w:r>
           </w:p>
         </w:tc>
@@ -12886,7 +12901,7 @@
                 <w:rFonts w:ascii="Times New Roman" w:hAnsi="Times New Roman" w:eastAsia="Times New Roman" w:cs="Times New Roman"/>
                 <w:sz w:val="20"/>
               </w:rPr>
-              <w:t xml:space="preserve">В правовом основании вместо «Политика обработки персональных данных ООО «МИР»» указать «Положение об обработке и защите персональных данных ООО «МИР» (Политика — Приложение № 1 к Положению)»; добавить в поручения условия по п. 11.4 (уведомление об инцидентах, предоставление подтверждений, возврат/уничтожение данных); </w:t>
+              <w:t xml:space="preserve">1) в правовом основании вместо «Политики обработки персональных данных» указать «Положение об обработке и защите персональных данных ООО «МИР» (Политика — Приложение № 1)»; 2) п. 5 пояснительной части («согласие работника не требуется») изложить по ч. 3 ст. 6 Закона № 152-ФЗ: основание передачи — согласие субъекта (п. 4 формы согласия) либо прямое указание федерального закона; 3) срок уведомления об инциденте </w:t>
             </w:r>
             <w:r>
               <w:rPr>
@@ -12894,14 +12909,14 @@
                 <w:b/>
                 <w:sz w:val="20"/>
               </w:rPr>
-              <w:t>срок уведомления об инциденте привести к единому — 2 часа</w:t>
+              <w:t>24 часа → 2 часа</w:t>
             </w:r>
             <w:r>
               <w:rPr>
                 <w:rFonts w:ascii="Times New Roman" w:hAnsi="Times New Roman" w:eastAsia="Times New Roman" w:cs="Times New Roman"/>
                 <w:sz w:val="20"/>
               </w:rPr>
-              <w:t xml:space="preserve"> (вместо 24 часов); указать основание передачи (согласие субъекта — п. 4 формы согласия либо федеральный закон)</w:t>
+              <w:t xml:space="preserve"> в п. 5.6, 4.4 (медицинская организация), 4.5 (ИТ-обработчик)</w:t>
             </w:r>
           </w:p>
         </w:tc>
@@ -12957,7 +12972,7 @@
                 <w:rFonts w:ascii="Times New Roman" w:hAnsi="Times New Roman" w:eastAsia="Times New Roman" w:cs="Times New Roman"/>
                 <w:sz w:val="20"/>
               </w:rPr>
-              <w:t>В п. 4.2.8 и иных ссылках на «Политику обработки персональных данных» указать «Положение об обработке и защите персональных данных (включая Политику — Приложение № 1)»; дополнить обязанностью сообщать об инцидентах (п. 5.4 Положения)</w:t>
+              <w:t>В ссылках на «Политику обработки персональных данных» указать «Положение об обработке и защите персональных данных (включая Политику — Приложение № 1)»; дополнить обязанностью работника сообщать об инцидентах (п. 5.4 Положения); формулировку п. 4.2.8 сохранить</w:t>
             </w:r>
           </w:p>
         </w:tc>
@@ -12995,7 +13010,7 @@
                 <w:rFonts w:ascii="Times New Roman" w:hAnsi="Times New Roman" w:eastAsia="Times New Roman" w:cs="Times New Roman"/>
                 <w:sz w:val="20"/>
               </w:rPr>
-              <w:t>Приказ № 1 (Блок 5), п. 1.5 «Политика в отношении обработки персональных данных»</w:t>
+              <w:t>Приказ об организации обработки ПДн и утверждении перечня должностей (Блок 4 пакета КДП)</w:t>
             </w:r>
           </w:p>
         </w:tc>
@@ -13013,7 +13028,7 @@
                 <w:rFonts w:ascii="Times New Roman" w:hAnsi="Times New Roman" w:eastAsia="Times New Roman" w:cs="Times New Roman"/>
                 <w:sz w:val="20"/>
               </w:rPr>
-              <w:t>Изложить как «Положение об обработке и защите персональных данных ООО «МИР» (включая Политику — Приложение № 1)»; в перечне отменяемых ЛНА (пункт 2.4 приказа № 1) указать точные реквизиты прежнего Положения (Политики)</w:t>
+              <w:t>Издать в редакции п. 21.2 Положения: утверждение Положения (включая Политику — Приложение № 1), назначение Ответственного и заместителя, перечень должностей (Приложение № 2), формы (Приложения № 5, 9, 14, 15); ссылку на ПП РФ № 211 указать как методическую основу</w:t>
             </w:r>
           </w:p>
         </w:tc>
@@ -13051,7 +13066,7 @@
                 <w:rFonts w:ascii="Times New Roman" w:hAnsi="Times New Roman" w:eastAsia="Times New Roman" w:cs="Times New Roman"/>
                 <w:sz w:val="20"/>
               </w:rPr>
-              <w:t>Приказ об организации обработки ПДн (Блок 4)</w:t>
+              <w:t>Приказ № 1 пакета КДП (п. 1.5 «Политика… — Приложение № 5»)</w:t>
             </w:r>
           </w:p>
         </w:tc>
@@ -13069,7 +13084,7 @@
                 <w:rFonts w:ascii="Times New Roman" w:hAnsi="Times New Roman" w:eastAsia="Times New Roman" w:cs="Times New Roman"/>
                 <w:sz w:val="20"/>
               </w:rPr>
-              <w:t>Переиздать в редакции п. 21.2: утверждение Положения, назначение Ответственного, перечень должностей, формы; исключить ссылку на ПП РФ № 211 как обязательную (для частных организаций применяется как методическая основа)</w:t>
+              <w:t>Изложить как «Положение об обработке и защите персональных данных ООО «МИР» (включая Политику — Приложение № 1)»; в перечне отменяемых актов указать точные реквизиты прежней Политики и Регламента</w:t>
             </w:r>
           </w:p>
         </w:tc>
@@ -13107,7 +13122,7 @@
                 <w:rFonts w:ascii="Times New Roman" w:hAnsi="Times New Roman" w:eastAsia="Times New Roman" w:cs="Times New Roman"/>
                 <w:sz w:val="20"/>
               </w:rPr>
-              <w:t>Приложение № 3 к договору № 12-ОУТ (поручение обработки ПДн с кадровым аутсорсером)</w:t>
+              <w:t>Приказ № 3 пакета КДП (п. 2 «документы по обработке ПДн», п. 3.2(5) «Политика ПДн»)</w:t>
             </w:r>
           </w:p>
         </w:tc>
@@ -13125,7 +13140,7 @@
                 <w:rFonts w:ascii="Times New Roman" w:hAnsi="Times New Roman" w:eastAsia="Times New Roman" w:cs="Times New Roman"/>
                 <w:sz w:val="20"/>
               </w:rPr>
-              <w:t>Сверить с п. 11.4 Положения: перечень данных, цели, срок, уведомление об инцидентах, предоставление подтверждений, уничтожение/возврат — в версии v1.0 учтено; дополнительно указать ссылку на Положение</w:t>
+              <w:t>В перечне документов и в перечне ЛНА для ознакомления заменить «Политику (редакция 2026 года)» на Положение; формы журнала обращений и акта уничтожения — по Приложениям № 15, 14</w:t>
             </w:r>
           </w:p>
         </w:tc>
@@ -13163,7 +13178,7 @@
                 <w:rFonts w:ascii="Times New Roman" w:hAnsi="Times New Roman" w:eastAsia="Times New Roman" w:cs="Times New Roman"/>
                 <w:sz w:val="20"/>
               </w:rPr>
-              <w:t>Трудовые договоры (при перезаключении/допсоглашениях)</w:t>
+              <w:t>Внутренний регламент обработки ПДн работников (Блок 5 пакета КДП, документ 5.2)</w:t>
             </w:r>
           </w:p>
         </w:tc>
@@ -13181,7 +13196,7 @@
                 <w:rFonts w:ascii="Times New Roman" w:hAnsi="Times New Roman" w:eastAsia="Times New Roman" w:cs="Times New Roman"/>
                 <w:sz w:val="20"/>
               </w:rPr>
-              <w:t>Убедиться, что согласие на обработку ПДн не включено в текст договора (ч. 1 ст. 9 Закона № 152-ФЗ); при наличии — оформить отдельным документом</w:t>
+              <w:t>Признать утратившим силу полностью (предмет урегулирован Частью III Положения); изъять из обращения</w:t>
             </w:r>
           </w:p>
         </w:tc>
@@ -13219,7 +13234,7 @@
                 <w:rFonts w:ascii="Times New Roman" w:hAnsi="Times New Roman" w:eastAsia="Times New Roman" w:cs="Times New Roman"/>
                 <w:sz w:val="20"/>
               </w:rPr>
-              <w:t>Блок 4 пакета (прежняя Политика, приложения)</w:t>
+              <w:t>Приложение № 3 к договору № 12-ОУТ (поручение обработки ПДн кадровому аутсорсеру)</w:t>
             </w:r>
           </w:p>
         </w:tc>
@@ -13237,7 +13252,7 @@
                 <w:rFonts w:ascii="Times New Roman" w:hAnsi="Times New Roman" w:eastAsia="Times New Roman" w:cs="Times New Roman"/>
                 <w:sz w:val="20"/>
               </w:rPr>
-              <w:t>Признать утратившим силу в части, противоречащей Положению; бланки прежних редакций изъять и уничтожить с составлением акта</w:t>
+              <w:t>П. 2.1: вместо «Оператор подтверждает, что уведомил субъектов» указать «Оператор подтверждает, что получил согласие субъектов (п. 4 формы согласия, Приложение № 5 к Положению) либо обеспечил наличие основания, предусмотренного федеральным законом»; добавить ссылку на Положение; сроки 2 часа (п. 8.1) и 30 календарных дней (возврат/уничтожение) — соответствуют Положению, не менять</w:t>
             </w:r>
           </w:p>
         </w:tc>
@@ -13275,7 +13290,35 @@
                 <w:rFonts w:ascii="Times New Roman" w:hAnsi="Times New Roman" w:eastAsia="Times New Roman" w:cs="Times New Roman"/>
                 <w:sz w:val="20"/>
               </w:rPr>
-              <w:t>Ранее полученные согласия работников и кандидатов</w:t>
+              <w:t>Трудовые договоры и дополнительные соглашения (</w:t>
+            </w:r>
+            <w:r>
+              <w:rPr>
+                <w:rFonts w:ascii="Consolas" w:hAnsi="Consolas" w:eastAsia="Consolas" w:cs="Consolas"/>
+                <w:sz w:val="20"/>
+              </w:rPr>
+              <w:t>02_Допсоглашения.docx</w:t>
+            </w:r>
+            <w:r>
+              <w:rPr>
+                <w:rFonts w:ascii="Times New Roman" w:hAnsi="Times New Roman" w:eastAsia="Times New Roman" w:cs="Times New Roman"/>
+                <w:sz w:val="20"/>
+              </w:rPr>
+              <w:t xml:space="preserve">, </w:t>
+            </w:r>
+            <w:r>
+              <w:rPr>
+                <w:rFonts w:ascii="Consolas" w:hAnsi="Consolas" w:eastAsia="Consolas" w:cs="Consolas"/>
+                <w:sz w:val="20"/>
+              </w:rPr>
+              <w:t>09_Допсоглашение_Перепечай.docx</w:t>
+            </w:r>
+            <w:r>
+              <w:rPr>
+                <w:rFonts w:ascii="Times New Roman" w:hAnsi="Times New Roman" w:eastAsia="Times New Roman" w:cs="Times New Roman"/>
+                <w:sz w:val="20"/>
+              </w:rPr>
+              <w:t>)</w:t>
             </w:r>
           </w:p>
         </w:tc>
@@ -13293,7 +13336,7 @@
                 <w:rFonts w:ascii="Times New Roman" w:hAnsi="Times New Roman" w:eastAsia="Times New Roman" w:cs="Times New Roman"/>
                 <w:sz w:val="20"/>
               </w:rPr>
-              <w:t>Провести инвентаризацию; переоформить точечно — при новой цели, новом составе данных, новом получателе (п. 1.5); обеспечить хранение согласий 3 года после истечения срока действия или отзыва</w:t>
+              <w:t>В перечне ЛНА для ознакомления заменить «Политику обработки персональных данных» на «Положение об обработке и защите персональных данных (включая Политику — Приложение № 1)»; убедиться, что согласие на обработку ПДн не включено в текст договора (ч. 1 ст. 9 Закона № 152-ФЗ)</w:t>
             </w:r>
           </w:p>
         </w:tc>
@@ -13328,9 +13371,254 @@
             <w:r/>
             <w:r>
               <w:rPr>
-                <w:rFonts w:ascii="Times New Roman" w:hAnsi="Times New Roman" w:eastAsia="Times New Roman" w:cs="Times New Roman"/>
+                <w:rFonts w:ascii="Consolas" w:hAnsi="Consolas" w:eastAsia="Consolas" w:cs="Consolas"/>
                 <w:sz w:val="20"/>
               </w:rPr>
+              <w:t>Блок1_Воинский_учет.docx</w:t>
+            </w:r>
+            <w:r>
+              <w:rPr>
+                <w:rFonts w:ascii="Times New Roman" w:hAnsi="Times New Roman" w:eastAsia="Times New Roman" w:cs="Times New Roman"/>
+                <w:sz w:val="20"/>
+              </w:rPr>
+              <w:t xml:space="preserve">, </w:t>
+            </w:r>
+            <w:r>
+              <w:rPr>
+                <w:rFonts w:ascii="Consolas" w:hAnsi="Consolas" w:eastAsia="Consolas" w:cs="Consolas"/>
+                <w:sz w:val="20"/>
+              </w:rPr>
+              <w:t>04_Приказ_постановка_на_воинский_учет.docx</w:t>
+            </w:r>
+          </w:p>
+        </w:tc>
+        <w:tc>
+          <w:tcPr>
+            <w:tcW w:type="dxa" w:w="3156"/>
+          </w:tcPr>
+          <w:p>
+            <w:pPr>
+              <w:spacing w:after="40" w:before="40" w:line="240" w:lineRule="auto"/>
+            </w:pPr>
+            <w:r/>
+            <w:r>
+              <w:rPr>
+                <w:rFonts w:ascii="Times New Roman" w:hAnsi="Times New Roman" w:eastAsia="Times New Roman" w:cs="Times New Roman"/>
+                <w:sz w:val="20"/>
+              </w:rPr>
+              <w:t>В п. 9.2 / п. 6.2 ссылку «Политика обработки персональных данных ООО «МИР» (редакция 2026 года)» заменить на Положение</w:t>
+            </w:r>
+          </w:p>
+        </w:tc>
+      </w:tr>
+      <w:tr>
+        <w:tc>
+          <w:tcPr>
+            <w:tcW w:type="dxa" w:w="3156"/>
+          </w:tcPr>
+          <w:p>
+            <w:pPr>
+              <w:spacing w:after="40" w:before="40" w:line="240" w:lineRule="auto"/>
+            </w:pPr>
+            <w:r/>
+            <w:r>
+              <w:rPr>
+                <w:rFonts w:ascii="Times New Roman" w:hAnsi="Times New Roman" w:eastAsia="Times New Roman" w:cs="Times New Roman"/>
+                <w:sz w:val="20"/>
+              </w:rPr>
+              <w:t>11</w:t>
+            </w:r>
+          </w:p>
+        </w:tc>
+        <w:tc>
+          <w:tcPr>
+            <w:tcW w:type="dxa" w:w="3156"/>
+          </w:tcPr>
+          <w:p>
+            <w:pPr>
+              <w:spacing w:after="40" w:before="40" w:line="240" w:lineRule="auto"/>
+            </w:pPr>
+            <w:r/>
+            <w:r>
+              <w:rPr>
+                <w:rFonts w:ascii="Consolas" w:hAnsi="Consolas" w:eastAsia="Consolas" w:cs="Consolas"/>
+                <w:sz w:val="20"/>
+              </w:rPr>
+              <w:t>Блок2_Коммерческая_тайна.docx</w:t>
+            </w:r>
+            <w:r>
+              <w:rPr>
+                <w:rFonts w:ascii="Times New Roman" w:hAnsi="Times New Roman" w:eastAsia="Times New Roman" w:cs="Times New Roman"/>
+                <w:sz w:val="20"/>
+              </w:rPr>
+              <w:t xml:space="preserve"> (п. 2.4, Перечень сведений)</w:t>
+            </w:r>
+          </w:p>
+        </w:tc>
+        <w:tc>
+          <w:tcPr>
+            <w:tcW w:type="dxa" w:w="3156"/>
+          </w:tcPr>
+          <w:p>
+            <w:pPr>
+              <w:spacing w:after="40" w:before="40" w:line="240" w:lineRule="auto"/>
+            </w:pPr>
+            <w:r/>
+            <w:r>
+              <w:rPr>
+                <w:rFonts w:ascii="Times New Roman" w:hAnsi="Times New Roman" w:eastAsia="Times New Roman" w:cs="Times New Roman"/>
+                <w:sz w:val="20"/>
+              </w:rPr>
+              <w:t>Ссылку «Политика обработки персональных данных» заменить на Положение (Политика — Приложение № 1); иных расхождений нет</w:t>
+            </w:r>
+          </w:p>
+        </w:tc>
+      </w:tr>
+      <w:tr>
+        <w:tc>
+          <w:tcPr>
+            <w:tcW w:type="dxa" w:w="3156"/>
+          </w:tcPr>
+          <w:p>
+            <w:pPr>
+              <w:spacing w:after="40" w:before="40" w:line="240" w:lineRule="auto"/>
+            </w:pPr>
+            <w:r/>
+            <w:r>
+              <w:rPr>
+                <w:rFonts w:ascii="Times New Roman" w:hAnsi="Times New Roman" w:eastAsia="Times New Roman" w:cs="Times New Roman"/>
+                <w:sz w:val="20"/>
+              </w:rPr>
+              <w:t>12</w:t>
+            </w:r>
+          </w:p>
+        </w:tc>
+        <w:tc>
+          <w:tcPr>
+            <w:tcW w:type="dxa" w:w="3156"/>
+          </w:tcPr>
+          <w:p>
+            <w:pPr>
+              <w:spacing w:after="40" w:before="40" w:line="240" w:lineRule="auto"/>
+            </w:pPr>
+            <w:r/>
+            <w:r>
+              <w:rPr>
+                <w:rFonts w:ascii="Consolas" w:hAnsi="Consolas" w:eastAsia="Consolas" w:cs="Consolas"/>
+                <w:sz w:val="20"/>
+              </w:rPr>
+              <w:t>05_Приказ_штатное_расписание.docx</w:t>
+            </w:r>
+          </w:p>
+        </w:tc>
+        <w:tc>
+          <w:tcPr>
+            <w:tcW w:type="dxa" w:w="3156"/>
+          </w:tcPr>
+          <w:p>
+            <w:pPr>
+              <w:spacing w:after="40" w:before="40" w:line="240" w:lineRule="auto"/>
+            </w:pPr>
+            <w:r/>
+            <w:r>
+              <w:rPr>
+                <w:rFonts w:ascii="Times New Roman" w:hAnsi="Times New Roman" w:eastAsia="Times New Roman" w:cs="Times New Roman"/>
+                <w:sz w:val="20"/>
+              </w:rPr>
+              <w:t>Формулировку «ответственный за воинский учет и обработку ПДн» уточнить: «ответственный за воинский учёт; обработка персональных данных — в объёме должностной инструкции» (чтобы не смешивать с Ответственным по ч. 1 ст. 22.1 Закона № 152-ФЗ)</w:t>
+            </w:r>
+          </w:p>
+        </w:tc>
+      </w:tr>
+      <w:tr>
+        <w:tc>
+          <w:tcPr>
+            <w:tcW w:type="dxa" w:w="3156"/>
+          </w:tcPr>
+          <w:p>
+            <w:pPr>
+              <w:spacing w:after="40" w:before="40" w:line="240" w:lineRule="auto"/>
+            </w:pPr>
+            <w:r/>
+            <w:r>
+              <w:rPr>
+                <w:rFonts w:ascii="Times New Roman" w:hAnsi="Times New Roman" w:eastAsia="Times New Roman" w:cs="Times New Roman"/>
+                <w:sz w:val="20"/>
+              </w:rPr>
+              <w:t>13</w:t>
+            </w:r>
+          </w:p>
+        </w:tc>
+        <w:tc>
+          <w:tcPr>
+            <w:tcW w:type="dxa" w:w="3156"/>
+          </w:tcPr>
+          <w:p>
+            <w:pPr>
+              <w:spacing w:after="40" w:before="40" w:line="240" w:lineRule="auto"/>
+            </w:pPr>
+            <w:r/>
+            <w:r>
+              <w:rPr>
+                <w:rFonts w:ascii="Times New Roman" w:hAnsi="Times New Roman" w:eastAsia="Times New Roman" w:cs="Times New Roman"/>
+                <w:sz w:val="20"/>
+              </w:rPr>
+              <w:t>Ранее полученные согласия работников и кандидатов</w:t>
+            </w:r>
+          </w:p>
+        </w:tc>
+        <w:tc>
+          <w:tcPr>
+            <w:tcW w:type="dxa" w:w="3156"/>
+          </w:tcPr>
+          <w:p>
+            <w:pPr>
+              <w:spacing w:after="40" w:before="40" w:line="240" w:lineRule="auto"/>
+            </w:pPr>
+            <w:r/>
+            <w:r>
+              <w:rPr>
+                <w:rFonts w:ascii="Times New Roman" w:hAnsi="Times New Roman" w:eastAsia="Times New Roman" w:cs="Times New Roman"/>
+                <w:sz w:val="20"/>
+              </w:rPr>
+              <w:t>Провести инвентаризацию; переоформить точечно — при новой цели, новом составе данных, новом получателе (обработчике) либо неполном составе сведений (п. 1.5); обеспечить хранение согласий 3 года после истечения срока действия или отзыва</w:t>
+            </w:r>
+          </w:p>
+        </w:tc>
+      </w:tr>
+      <w:tr>
+        <w:tc>
+          <w:tcPr>
+            <w:tcW w:type="dxa" w:w="3156"/>
+          </w:tcPr>
+          <w:p>
+            <w:pPr>
+              <w:spacing w:after="40" w:before="40" w:line="240" w:lineRule="auto"/>
+            </w:pPr>
+            <w:r/>
+            <w:r>
+              <w:rPr>
+                <w:rFonts w:ascii="Times New Roman" w:hAnsi="Times New Roman" w:eastAsia="Times New Roman" w:cs="Times New Roman"/>
+                <w:sz w:val="20"/>
+              </w:rPr>
+              <w:t>14</w:t>
+            </w:r>
+          </w:p>
+        </w:tc>
+        <w:tc>
+          <w:tcPr>
+            <w:tcW w:type="dxa" w:w="3156"/>
+          </w:tcPr>
+          <w:p>
+            <w:pPr>
+              <w:spacing w:after="40" w:before="40" w:line="240" w:lineRule="auto"/>
+            </w:pPr>
+            <w:r/>
+            <w:r>
+              <w:rPr>
+                <w:rFonts w:ascii="Times New Roman" w:hAnsi="Times New Roman" w:eastAsia="Times New Roman" w:cs="Times New Roman"/>
+                <w:sz w:val="20"/>
+              </w:rPr>
               <w:t>Политика на сайте / информационных стендах</w:t>
             </w:r>
           </w:p>
@@ -13350,6 +13638,62 @@
                 <w:sz w:val="20"/>
               </w:rPr>
               <w:t>Опубликовать Политику (Приложение № 1) и сведения о реализуемых требованиях к защите данных (п. 1.6); при сборе данных через сайт — разместить Политику рядом с формой</w:t>
+            </w:r>
+          </w:p>
+        </w:tc>
+      </w:tr>
+      <w:tr>
+        <w:tc>
+          <w:tcPr>
+            <w:tcW w:type="dxa" w:w="3156"/>
+          </w:tcPr>
+          <w:p>
+            <w:pPr>
+              <w:spacing w:after="40" w:before="40" w:line="240" w:lineRule="auto"/>
+            </w:pPr>
+            <w:r/>
+            <w:r>
+              <w:rPr>
+                <w:rFonts w:ascii="Times New Roman" w:hAnsi="Times New Roman" w:eastAsia="Times New Roman" w:cs="Times New Roman"/>
+                <w:sz w:val="20"/>
+              </w:rPr>
+              <w:t>15</w:t>
+            </w:r>
+          </w:p>
+        </w:tc>
+        <w:tc>
+          <w:tcPr>
+            <w:tcW w:type="dxa" w:w="3156"/>
+          </w:tcPr>
+          <w:p>
+            <w:pPr>
+              <w:spacing w:after="40" w:before="40" w:line="240" w:lineRule="auto"/>
+            </w:pPr>
+            <w:r/>
+            <w:r>
+              <w:rPr>
+                <w:rFonts w:ascii="Times New Roman" w:hAnsi="Times New Roman" w:eastAsia="Times New Roman" w:cs="Times New Roman"/>
+                <w:sz w:val="20"/>
+              </w:rPr>
+              <w:t>Уведомление в реестре операторов (Роскомнадзор)</w:t>
+            </w:r>
+          </w:p>
+        </w:tc>
+        <w:tc>
+          <w:tcPr>
+            <w:tcW w:type="dxa" w:w="3156"/>
+          </w:tcPr>
+          <w:p>
+            <w:pPr>
+              <w:spacing w:after="40" w:before="40" w:line="240" w:lineRule="auto"/>
+            </w:pPr>
+            <w:r/>
+            <w:r>
+              <w:rPr>
+                <w:rFonts w:ascii="Times New Roman" w:hAnsi="Times New Roman" w:eastAsia="Times New Roman" w:cs="Times New Roman"/>
+                <w:sz w:val="20"/>
+              </w:rPr>
+              <w:t>Проверить актуальность сведений; при расхождениях с Положением — направить уведомление об изменении сведений (п. 21.3)</w:t>
             </w:r>
           </w:p>
         </w:tc>
@@ -19361,8 +19705,18 @@
     </w:p>
     <w:p>
       <w:pPr>
+        <w:sectPr>
+          <w:footerReference w:type="default" r:id="rId9"/>
+          <w:pgSz w:w="11906" w:h="16838"/>
+          <w:pgMar w:top="1134" w:right="850" w:bottom="1134" w:left="1587" w:header="720" w:footer="720" w:gutter="0"/>
+          <w:cols w:space="720"/>
+          <w:docGrid w:linePitch="360"/>
+        </w:sectPr>
+      </w:pPr>
+    </w:p>
+    <w:p>
+      <w:pPr>
         <w:keepNext/>
-        <w:pageBreakBefore/>
         <w:spacing w:before="240" w:after="120" w:line="264" w:lineRule="auto"/>
         <w:jc w:val="left"/>
       </w:pPr>
@@ -19392,17 +19746,17 @@
         </w:tblCellMar>
       </w:tblPr>
       <w:tblGrid>
-        <w:gridCol w:w="861"/>
-        <w:gridCol w:w="861"/>
-        <w:gridCol w:w="861"/>
-        <w:gridCol w:w="861"/>
-        <w:gridCol w:w="861"/>
-        <w:gridCol w:w="861"/>
-        <w:gridCol w:w="861"/>
-        <w:gridCol w:w="861"/>
-        <w:gridCol w:w="861"/>
-        <w:gridCol w:w="861"/>
-        <w:gridCol w:w="861"/>
+        <w:gridCol w:w="1392"/>
+        <w:gridCol w:w="1392"/>
+        <w:gridCol w:w="1392"/>
+        <w:gridCol w:w="1392"/>
+        <w:gridCol w:w="1392"/>
+        <w:gridCol w:w="1392"/>
+        <w:gridCol w:w="1392"/>
+        <w:gridCol w:w="1392"/>
+        <w:gridCol w:w="1392"/>
+        <w:gridCol w:w="1392"/>
+        <w:gridCol w:w="1392"/>
       </w:tblGrid>
       <w:tr>
         <w:trPr>
@@ -19410,7 +19764,7 @@
         </w:trPr>
         <w:tc>
           <w:tcPr>
-            <w:tcW w:type="dxa" w:w="861"/>
+            <w:tcW w:type="dxa" w:w="1392"/>
             <w:shd w:val="clear" w:color="auto" w:fill="DCE6F1"/>
           </w:tcPr>
           <w:p>
@@ -19430,7 +19784,7 @@
         </w:tc>
         <w:tc>
           <w:tcPr>
-            <w:tcW w:type="dxa" w:w="861"/>
+            <w:tcW w:type="dxa" w:w="1392"/>
             <w:shd w:val="clear" w:color="auto" w:fill="DCE6F1"/>
           </w:tcPr>
           <w:p>
@@ -19450,7 +19804,7 @@
         </w:tc>
         <w:tc>
           <w:tcPr>
-            <w:tcW w:type="dxa" w:w="861"/>
+            <w:tcW w:type="dxa" w:w="1392"/>
             <w:shd w:val="clear" w:color="auto" w:fill="DCE6F1"/>
           </w:tcPr>
           <w:p>
@@ -19470,7 +19824,7 @@
         </w:tc>
         <w:tc>
           <w:tcPr>
-            <w:tcW w:type="dxa" w:w="861"/>
+            <w:tcW w:type="dxa" w:w="1392"/>
             <w:shd w:val="clear" w:color="auto" w:fill="DCE6F1"/>
           </w:tcPr>
           <w:p>
@@ -19490,7 +19844,7 @@
         </w:tc>
         <w:tc>
           <w:tcPr>
-            <w:tcW w:type="dxa" w:w="861"/>
+            <w:tcW w:type="dxa" w:w="1392"/>
             <w:shd w:val="clear" w:color="auto" w:fill="DCE6F1"/>
           </w:tcPr>
           <w:p>
@@ -19510,7 +19864,7 @@
         </w:tc>
         <w:tc>
           <w:tcPr>
-            <w:tcW w:type="dxa" w:w="861"/>
+            <w:tcW w:type="dxa" w:w="1392"/>
             <w:shd w:val="clear" w:color="auto" w:fill="DCE6F1"/>
           </w:tcPr>
           <w:p>
@@ -19530,7 +19884,7 @@
         </w:tc>
         <w:tc>
           <w:tcPr>
-            <w:tcW w:type="dxa" w:w="861"/>
+            <w:tcW w:type="dxa" w:w="1392"/>
             <w:shd w:val="clear" w:color="auto" w:fill="DCE6F1"/>
           </w:tcPr>
           <w:p>
@@ -19550,7 +19904,7 @@
         </w:tc>
         <w:tc>
           <w:tcPr>
-            <w:tcW w:type="dxa" w:w="861"/>
+            <w:tcW w:type="dxa" w:w="1392"/>
             <w:shd w:val="clear" w:color="auto" w:fill="DCE6F1"/>
           </w:tcPr>
           <w:p>
@@ -19570,7 +19924,7 @@
         </w:tc>
         <w:tc>
           <w:tcPr>
-            <w:tcW w:type="dxa" w:w="861"/>
+            <w:tcW w:type="dxa" w:w="1392"/>
             <w:shd w:val="clear" w:color="auto" w:fill="DCE6F1"/>
           </w:tcPr>
           <w:p>
@@ -19590,7 +19944,7 @@
         </w:tc>
         <w:tc>
           <w:tcPr>
-            <w:tcW w:type="dxa" w:w="861"/>
+            <w:tcW w:type="dxa" w:w="1392"/>
             <w:shd w:val="clear" w:color="auto" w:fill="DCE6F1"/>
           </w:tcPr>
           <w:p>
@@ -19610,7 +19964,7 @@
         </w:tc>
         <w:tc>
           <w:tcPr>
-            <w:tcW w:type="dxa" w:w="861"/>
+            <w:tcW w:type="dxa" w:w="1392"/>
             <w:shd w:val="clear" w:color="auto" w:fill="DCE6F1"/>
           </w:tcPr>
           <w:p>
@@ -19632,7 +19986,7 @@
       <w:tr>
         <w:tc>
           <w:tcPr>
-            <w:tcW w:type="dxa" w:w="861"/>
+            <w:tcW w:type="dxa" w:w="1392"/>
           </w:tcPr>
           <w:p>
             <w:pPr>
@@ -19650,7 +20004,7 @@
         </w:tc>
         <w:tc>
           <w:tcPr>
-            <w:tcW w:type="dxa" w:w="861"/>
+            <w:tcW w:type="dxa" w:w="1392"/>
           </w:tcPr>
           <w:p>
             <w:pPr>
@@ -19668,7 +20022,7 @@
         </w:tc>
         <w:tc>
           <w:tcPr>
-            <w:tcW w:type="dxa" w:w="861"/>
+            <w:tcW w:type="dxa" w:w="1392"/>
           </w:tcPr>
           <w:p>
             <w:pPr>
@@ -19686,7 +20040,7 @@
         </w:tc>
         <w:tc>
           <w:tcPr>
-            <w:tcW w:type="dxa" w:w="861"/>
+            <w:tcW w:type="dxa" w:w="1392"/>
           </w:tcPr>
           <w:p>
             <w:pPr>
@@ -19704,18 +20058,18 @@
         </w:tc>
         <w:tc>
           <w:tcPr>
-            <w:tcW w:type="dxa" w:w="861"/>
-          </w:tcPr>
-          <w:p>
-            <w:pPr>
-              <w:spacing w:after="40" w:before="40" w:line="240" w:lineRule="auto"/>
-            </w:pPr>
-            <w:r/>
-          </w:p>
-        </w:tc>
-        <w:tc>
-          <w:tcPr>
-            <w:tcW w:type="dxa" w:w="861"/>
+            <w:tcW w:type="dxa" w:w="1392"/>
+          </w:tcPr>
+          <w:p>
+            <w:pPr>
+              <w:spacing w:after="40" w:before="40" w:line="240" w:lineRule="auto"/>
+            </w:pPr>
+            <w:r/>
+          </w:p>
+        </w:tc>
+        <w:tc>
+          <w:tcPr>
+            <w:tcW w:type="dxa" w:w="1392"/>
           </w:tcPr>
           <w:p>
             <w:pPr>
@@ -19733,7 +20087,7 @@
         </w:tc>
         <w:tc>
           <w:tcPr>
-            <w:tcW w:type="dxa" w:w="861"/>
+            <w:tcW w:type="dxa" w:w="1392"/>
           </w:tcPr>
           <w:p>
             <w:pPr>
@@ -19751,7 +20105,7 @@
         </w:tc>
         <w:tc>
           <w:tcPr>
-            <w:tcW w:type="dxa" w:w="861"/>
+            <w:tcW w:type="dxa" w:w="1392"/>
           </w:tcPr>
           <w:p>
             <w:pPr>
@@ -19769,7 +20123,7 @@
         </w:tc>
         <w:tc>
           <w:tcPr>
-            <w:tcW w:type="dxa" w:w="861"/>
+            <w:tcW w:type="dxa" w:w="1392"/>
           </w:tcPr>
           <w:p>
             <w:pPr>
@@ -19787,7 +20141,7 @@
         </w:tc>
         <w:tc>
           <w:tcPr>
-            <w:tcW w:type="dxa" w:w="861"/>
+            <w:tcW w:type="dxa" w:w="1392"/>
           </w:tcPr>
           <w:p>
             <w:pPr>
@@ -19805,7 +20159,7 @@
         </w:tc>
         <w:tc>
           <w:tcPr>
-            <w:tcW w:type="dxa" w:w="861"/>
+            <w:tcW w:type="dxa" w:w="1392"/>
           </w:tcPr>
           <w:p>
             <w:pPr>
@@ -19818,7 +20172,7 @@
       <w:tr>
         <w:tc>
           <w:tcPr>
-            <w:tcW w:type="dxa" w:w="861"/>
+            <w:tcW w:type="dxa" w:w="1392"/>
           </w:tcPr>
           <w:p>
             <w:pPr>
@@ -19836,7 +20190,7 @@
         </w:tc>
         <w:tc>
           <w:tcPr>
-            <w:tcW w:type="dxa" w:w="861"/>
+            <w:tcW w:type="dxa" w:w="1392"/>
           </w:tcPr>
           <w:p>
             <w:pPr>
@@ -19854,7 +20208,7 @@
         </w:tc>
         <w:tc>
           <w:tcPr>
-            <w:tcW w:type="dxa" w:w="861"/>
+            <w:tcW w:type="dxa" w:w="1392"/>
           </w:tcPr>
           <w:p>
             <w:pPr>
@@ -19872,7 +20226,7 @@
         </w:tc>
         <w:tc>
           <w:tcPr>
-            <w:tcW w:type="dxa" w:w="861"/>
+            <w:tcW w:type="dxa" w:w="1392"/>
           </w:tcPr>
           <w:p>
             <w:pPr>
@@ -19890,18 +20244,18 @@
         </w:tc>
         <w:tc>
           <w:tcPr>
-            <w:tcW w:type="dxa" w:w="861"/>
-          </w:tcPr>
-          <w:p>
-            <w:pPr>
-              <w:spacing w:after="40" w:before="40" w:line="240" w:lineRule="auto"/>
-            </w:pPr>
-            <w:r/>
-          </w:p>
-        </w:tc>
-        <w:tc>
-          <w:tcPr>
-            <w:tcW w:type="dxa" w:w="861"/>
+            <w:tcW w:type="dxa" w:w="1392"/>
+          </w:tcPr>
+          <w:p>
+            <w:pPr>
+              <w:spacing w:after="40" w:before="40" w:line="240" w:lineRule="auto"/>
+            </w:pPr>
+            <w:r/>
+          </w:p>
+        </w:tc>
+        <w:tc>
+          <w:tcPr>
+            <w:tcW w:type="dxa" w:w="1392"/>
           </w:tcPr>
           <w:p>
             <w:pPr>
@@ -19919,7 +20273,7 @@
         </w:tc>
         <w:tc>
           <w:tcPr>
-            <w:tcW w:type="dxa" w:w="861"/>
+            <w:tcW w:type="dxa" w:w="1392"/>
           </w:tcPr>
           <w:p>
             <w:pPr>
@@ -19937,7 +20291,7 @@
         </w:tc>
         <w:tc>
           <w:tcPr>
-            <w:tcW w:type="dxa" w:w="861"/>
+            <w:tcW w:type="dxa" w:w="1392"/>
           </w:tcPr>
           <w:p>
             <w:pPr>
@@ -19955,7 +20309,7 @@
         </w:tc>
         <w:tc>
           <w:tcPr>
-            <w:tcW w:type="dxa" w:w="861"/>
+            <w:tcW w:type="dxa" w:w="1392"/>
           </w:tcPr>
           <w:p>
             <w:pPr>
@@ -19973,7 +20327,7 @@
         </w:tc>
         <w:tc>
           <w:tcPr>
-            <w:tcW w:type="dxa" w:w="861"/>
+            <w:tcW w:type="dxa" w:w="1392"/>
           </w:tcPr>
           <w:p>
             <w:pPr>
@@ -19991,7 +20345,7 @@
         </w:tc>
         <w:tc>
           <w:tcPr>
-            <w:tcW w:type="dxa" w:w="861"/>
+            <w:tcW w:type="dxa" w:w="1392"/>
           </w:tcPr>
           <w:p>
             <w:pPr>
@@ -20004,7 +20358,7 @@
       <w:tr>
         <w:tc>
           <w:tcPr>
-            <w:tcW w:type="dxa" w:w="861"/>
+            <w:tcW w:type="dxa" w:w="1392"/>
           </w:tcPr>
           <w:p>
             <w:pPr>
@@ -20022,7 +20376,7 @@
         </w:tc>
         <w:tc>
           <w:tcPr>
-            <w:tcW w:type="dxa" w:w="861"/>
+            <w:tcW w:type="dxa" w:w="1392"/>
           </w:tcPr>
           <w:p>
             <w:pPr>
@@ -20040,7 +20394,7 @@
         </w:tc>
         <w:tc>
           <w:tcPr>
-            <w:tcW w:type="dxa" w:w="861"/>
+            <w:tcW w:type="dxa" w:w="1392"/>
           </w:tcPr>
           <w:p>
             <w:pPr>
@@ -20058,7 +20412,7 @@
         </w:tc>
         <w:tc>
           <w:tcPr>
-            <w:tcW w:type="dxa" w:w="861"/>
+            <w:tcW w:type="dxa" w:w="1392"/>
           </w:tcPr>
           <w:p>
             <w:pPr>
@@ -20076,18 +20430,18 @@
         </w:tc>
         <w:tc>
           <w:tcPr>
-            <w:tcW w:type="dxa" w:w="861"/>
-          </w:tcPr>
-          <w:p>
-            <w:pPr>
-              <w:spacing w:after="40" w:before="40" w:line="240" w:lineRule="auto"/>
-            </w:pPr>
-            <w:r/>
-          </w:p>
-        </w:tc>
-        <w:tc>
-          <w:tcPr>
-            <w:tcW w:type="dxa" w:w="861"/>
+            <w:tcW w:type="dxa" w:w="1392"/>
+          </w:tcPr>
+          <w:p>
+            <w:pPr>
+              <w:spacing w:after="40" w:before="40" w:line="240" w:lineRule="auto"/>
+            </w:pPr>
+            <w:r/>
+          </w:p>
+        </w:tc>
+        <w:tc>
+          <w:tcPr>
+            <w:tcW w:type="dxa" w:w="1392"/>
           </w:tcPr>
           <w:p>
             <w:pPr>
@@ -20105,7 +20459,7 @@
         </w:tc>
         <w:tc>
           <w:tcPr>
-            <w:tcW w:type="dxa" w:w="861"/>
+            <w:tcW w:type="dxa" w:w="1392"/>
           </w:tcPr>
           <w:p>
             <w:pPr>
@@ -20123,7 +20477,7 @@
         </w:tc>
         <w:tc>
           <w:tcPr>
-            <w:tcW w:type="dxa" w:w="861"/>
+            <w:tcW w:type="dxa" w:w="1392"/>
           </w:tcPr>
           <w:p>
             <w:pPr>
@@ -20141,7 +20495,7 @@
         </w:tc>
         <w:tc>
           <w:tcPr>
-            <w:tcW w:type="dxa" w:w="861"/>
+            <w:tcW w:type="dxa" w:w="1392"/>
           </w:tcPr>
           <w:p>
             <w:pPr>
@@ -20159,18 +20513,18 @@
         </w:tc>
         <w:tc>
           <w:tcPr>
-            <w:tcW w:type="dxa" w:w="861"/>
-          </w:tcPr>
-          <w:p>
-            <w:pPr>
-              <w:spacing w:after="40" w:before="40" w:line="240" w:lineRule="auto"/>
-            </w:pPr>
-            <w:r/>
-          </w:p>
-        </w:tc>
-        <w:tc>
-          <w:tcPr>
-            <w:tcW w:type="dxa" w:w="861"/>
+            <w:tcW w:type="dxa" w:w="1392"/>
+          </w:tcPr>
+          <w:p>
+            <w:pPr>
+              <w:spacing w:after="40" w:before="40" w:line="240" w:lineRule="auto"/>
+            </w:pPr>
+            <w:r/>
+          </w:p>
+        </w:tc>
+        <w:tc>
+          <w:tcPr>
+            <w:tcW w:type="dxa" w:w="1392"/>
           </w:tcPr>
           <w:p>
             <w:pPr>
@@ -20183,7 +20537,7 @@
       <w:tr>
         <w:tc>
           <w:tcPr>
-            <w:tcW w:type="dxa" w:w="861"/>
+            <w:tcW w:type="dxa" w:w="1392"/>
           </w:tcPr>
           <w:p>
             <w:pPr>
@@ -20201,7 +20555,7 @@
         </w:tc>
         <w:tc>
           <w:tcPr>
-            <w:tcW w:type="dxa" w:w="861"/>
+            <w:tcW w:type="dxa" w:w="1392"/>
           </w:tcPr>
           <w:p>
             <w:pPr>
@@ -20219,7 +20573,7 @@
         </w:tc>
         <w:tc>
           <w:tcPr>
-            <w:tcW w:type="dxa" w:w="861"/>
+            <w:tcW w:type="dxa" w:w="1392"/>
           </w:tcPr>
           <w:p>
             <w:pPr>
@@ -20237,7 +20591,7 @@
         </w:tc>
         <w:tc>
           <w:tcPr>
-            <w:tcW w:type="dxa" w:w="861"/>
+            <w:tcW w:type="dxa" w:w="1392"/>
           </w:tcPr>
           <w:p>
             <w:pPr>
@@ -20255,18 +20609,18 @@
         </w:tc>
         <w:tc>
           <w:tcPr>
-            <w:tcW w:type="dxa" w:w="861"/>
-          </w:tcPr>
-          <w:p>
-            <w:pPr>
-              <w:spacing w:after="40" w:before="40" w:line="240" w:lineRule="auto"/>
-            </w:pPr>
-            <w:r/>
-          </w:p>
-        </w:tc>
-        <w:tc>
-          <w:tcPr>
-            <w:tcW w:type="dxa" w:w="861"/>
+            <w:tcW w:type="dxa" w:w="1392"/>
+          </w:tcPr>
+          <w:p>
+            <w:pPr>
+              <w:spacing w:after="40" w:before="40" w:line="240" w:lineRule="auto"/>
+            </w:pPr>
+            <w:r/>
+          </w:p>
+        </w:tc>
+        <w:tc>
+          <w:tcPr>
+            <w:tcW w:type="dxa" w:w="1392"/>
           </w:tcPr>
           <w:p>
             <w:pPr>
@@ -20284,7 +20638,7 @@
         </w:tc>
         <w:tc>
           <w:tcPr>
-            <w:tcW w:type="dxa" w:w="861"/>
+            <w:tcW w:type="dxa" w:w="1392"/>
           </w:tcPr>
           <w:p>
             <w:pPr>
@@ -20302,7 +20656,7 @@
         </w:tc>
         <w:tc>
           <w:tcPr>
-            <w:tcW w:type="dxa" w:w="861"/>
+            <w:tcW w:type="dxa" w:w="1392"/>
           </w:tcPr>
           <w:p>
             <w:pPr>
@@ -20320,7 +20674,7 @@
         </w:tc>
         <w:tc>
           <w:tcPr>
-            <w:tcW w:type="dxa" w:w="861"/>
+            <w:tcW w:type="dxa" w:w="1392"/>
           </w:tcPr>
           <w:p>
             <w:pPr>
@@ -20338,18 +20692,18 @@
         </w:tc>
         <w:tc>
           <w:tcPr>
-            <w:tcW w:type="dxa" w:w="861"/>
-          </w:tcPr>
-          <w:p>
-            <w:pPr>
-              <w:spacing w:after="40" w:before="40" w:line="240" w:lineRule="auto"/>
-            </w:pPr>
-            <w:r/>
-          </w:p>
-        </w:tc>
-        <w:tc>
-          <w:tcPr>
-            <w:tcW w:type="dxa" w:w="861"/>
+            <w:tcW w:type="dxa" w:w="1392"/>
+          </w:tcPr>
+          <w:p>
+            <w:pPr>
+              <w:spacing w:after="40" w:before="40" w:line="240" w:lineRule="auto"/>
+            </w:pPr>
+            <w:r/>
+          </w:p>
+        </w:tc>
+        <w:tc>
+          <w:tcPr>
+            <w:tcW w:type="dxa" w:w="1392"/>
           </w:tcPr>
           <w:p>
             <w:pPr>
@@ -20362,7 +20716,7 @@
       <w:tr>
         <w:tc>
           <w:tcPr>
-            <w:tcW w:type="dxa" w:w="861"/>
+            <w:tcW w:type="dxa" w:w="1392"/>
           </w:tcPr>
           <w:p>
             <w:pPr>
@@ -20380,7 +20734,7 @@
         </w:tc>
         <w:tc>
           <w:tcPr>
-            <w:tcW w:type="dxa" w:w="861"/>
+            <w:tcW w:type="dxa" w:w="1392"/>
           </w:tcPr>
           <w:p>
             <w:pPr>
@@ -20398,7 +20752,7 @@
         </w:tc>
         <w:tc>
           <w:tcPr>
-            <w:tcW w:type="dxa" w:w="861"/>
+            <w:tcW w:type="dxa" w:w="1392"/>
           </w:tcPr>
           <w:p>
             <w:pPr>
@@ -20416,7 +20770,7 @@
         </w:tc>
         <w:tc>
           <w:tcPr>
-            <w:tcW w:type="dxa" w:w="861"/>
+            <w:tcW w:type="dxa" w:w="1392"/>
           </w:tcPr>
           <w:p>
             <w:pPr>
@@ -20434,18 +20788,18 @@
         </w:tc>
         <w:tc>
           <w:tcPr>
-            <w:tcW w:type="dxa" w:w="861"/>
-          </w:tcPr>
-          <w:p>
-            <w:pPr>
-              <w:spacing w:after="40" w:before="40" w:line="240" w:lineRule="auto"/>
-            </w:pPr>
-            <w:r/>
-          </w:p>
-        </w:tc>
-        <w:tc>
-          <w:tcPr>
-            <w:tcW w:type="dxa" w:w="861"/>
+            <w:tcW w:type="dxa" w:w="1392"/>
+          </w:tcPr>
+          <w:p>
+            <w:pPr>
+              <w:spacing w:after="40" w:before="40" w:line="240" w:lineRule="auto"/>
+            </w:pPr>
+            <w:r/>
+          </w:p>
+        </w:tc>
+        <w:tc>
+          <w:tcPr>
+            <w:tcW w:type="dxa" w:w="1392"/>
           </w:tcPr>
           <w:p>
             <w:pPr>
@@ -20463,7 +20817,7 @@
         </w:tc>
         <w:tc>
           <w:tcPr>
-            <w:tcW w:type="dxa" w:w="861"/>
+            <w:tcW w:type="dxa" w:w="1392"/>
           </w:tcPr>
           <w:p>
             <w:pPr>
@@ -20481,7 +20835,7 @@
         </w:tc>
         <w:tc>
           <w:tcPr>
-            <w:tcW w:type="dxa" w:w="861"/>
+            <w:tcW w:type="dxa" w:w="1392"/>
           </w:tcPr>
           <w:p>
             <w:pPr>
@@ -20499,7 +20853,7 @@
         </w:tc>
         <w:tc>
           <w:tcPr>
-            <w:tcW w:type="dxa" w:w="861"/>
+            <w:tcW w:type="dxa" w:w="1392"/>
           </w:tcPr>
           <w:p>
             <w:pPr>
@@ -20517,7 +20871,7 @@
         </w:tc>
         <w:tc>
           <w:tcPr>
-            <w:tcW w:type="dxa" w:w="861"/>
+            <w:tcW w:type="dxa" w:w="1392"/>
           </w:tcPr>
           <w:p>
             <w:pPr>
@@ -20535,7 +20889,7 @@
         </w:tc>
         <w:tc>
           <w:tcPr>
-            <w:tcW w:type="dxa" w:w="861"/>
+            <w:tcW w:type="dxa" w:w="1392"/>
           </w:tcPr>
           <w:p>
             <w:pPr>
@@ -20548,7 +20902,7 @@
       <w:tr>
         <w:tc>
           <w:tcPr>
-            <w:tcW w:type="dxa" w:w="861"/>
+            <w:tcW w:type="dxa" w:w="1392"/>
           </w:tcPr>
           <w:p>
             <w:pPr>
@@ -20566,7 +20920,7 @@
         </w:tc>
         <w:tc>
           <w:tcPr>
-            <w:tcW w:type="dxa" w:w="861"/>
+            <w:tcW w:type="dxa" w:w="1392"/>
           </w:tcPr>
           <w:p>
             <w:pPr>
@@ -20584,7 +20938,7 @@
         </w:tc>
         <w:tc>
           <w:tcPr>
-            <w:tcW w:type="dxa" w:w="861"/>
+            <w:tcW w:type="dxa" w:w="1392"/>
           </w:tcPr>
           <w:p>
             <w:pPr>
@@ -20602,7 +20956,7 @@
         </w:tc>
         <w:tc>
           <w:tcPr>
-            <w:tcW w:type="dxa" w:w="861"/>
+            <w:tcW w:type="dxa" w:w="1392"/>
           </w:tcPr>
           <w:p>
             <w:pPr>
@@ -20620,18 +20974,18 @@
         </w:tc>
         <w:tc>
           <w:tcPr>
-            <w:tcW w:type="dxa" w:w="861"/>
-          </w:tcPr>
-          <w:p>
-            <w:pPr>
-              <w:spacing w:after="40" w:before="40" w:line="240" w:lineRule="auto"/>
-            </w:pPr>
-            <w:r/>
-          </w:p>
-        </w:tc>
-        <w:tc>
-          <w:tcPr>
-            <w:tcW w:type="dxa" w:w="861"/>
+            <w:tcW w:type="dxa" w:w="1392"/>
+          </w:tcPr>
+          <w:p>
+            <w:pPr>
+              <w:spacing w:after="40" w:before="40" w:line="240" w:lineRule="auto"/>
+            </w:pPr>
+            <w:r/>
+          </w:p>
+        </w:tc>
+        <w:tc>
+          <w:tcPr>
+            <w:tcW w:type="dxa" w:w="1392"/>
           </w:tcPr>
           <w:p>
             <w:pPr>
@@ -20649,7 +21003,7 @@
         </w:tc>
         <w:tc>
           <w:tcPr>
-            <w:tcW w:type="dxa" w:w="861"/>
+            <w:tcW w:type="dxa" w:w="1392"/>
           </w:tcPr>
           <w:p>
             <w:pPr>
@@ -20667,7 +21021,7 @@
         </w:tc>
         <w:tc>
           <w:tcPr>
-            <w:tcW w:type="dxa" w:w="861"/>
+            <w:tcW w:type="dxa" w:w="1392"/>
           </w:tcPr>
           <w:p>
             <w:pPr>
@@ -20685,7 +21039,7 @@
         </w:tc>
         <w:tc>
           <w:tcPr>
-            <w:tcW w:type="dxa" w:w="861"/>
+            <w:tcW w:type="dxa" w:w="1392"/>
           </w:tcPr>
           <w:p>
             <w:pPr>
@@ -20703,7 +21057,7 @@
         </w:tc>
         <w:tc>
           <w:tcPr>
-            <w:tcW w:type="dxa" w:w="861"/>
+            <w:tcW w:type="dxa" w:w="1392"/>
           </w:tcPr>
           <w:p>
             <w:pPr>
@@ -20721,7 +21075,7 @@
         </w:tc>
         <w:tc>
           <w:tcPr>
-            <w:tcW w:type="dxa" w:w="861"/>
+            <w:tcW w:type="dxa" w:w="1392"/>
           </w:tcPr>
           <w:p>
             <w:pPr>
@@ -20785,14 +21139,14 @@
         </w:tblCellMar>
       </w:tblPr>
       <w:tblGrid>
-        <w:gridCol w:w="1184"/>
-        <w:gridCol w:w="1184"/>
-        <w:gridCol w:w="1184"/>
-        <w:gridCol w:w="1184"/>
-        <w:gridCol w:w="1184"/>
-        <w:gridCol w:w="1184"/>
-        <w:gridCol w:w="1184"/>
-        <w:gridCol w:w="1184"/>
+        <w:gridCol w:w="1913"/>
+        <w:gridCol w:w="1913"/>
+        <w:gridCol w:w="1913"/>
+        <w:gridCol w:w="1913"/>
+        <w:gridCol w:w="1913"/>
+        <w:gridCol w:w="1913"/>
+        <w:gridCol w:w="1913"/>
+        <w:gridCol w:w="1913"/>
       </w:tblGrid>
       <w:tr>
         <w:trPr>
@@ -20800,7 +21154,7 @@
         </w:trPr>
         <w:tc>
           <w:tcPr>
-            <w:tcW w:type="dxa" w:w="1184"/>
+            <w:tcW w:type="dxa" w:w="1913"/>
             <w:shd w:val="clear" w:color="auto" w:fill="DCE6F1"/>
           </w:tcPr>
           <w:p>
@@ -20820,7 +21174,7 @@
         </w:tc>
         <w:tc>
           <w:tcPr>
-            <w:tcW w:type="dxa" w:w="1184"/>
+            <w:tcW w:type="dxa" w:w="1913"/>
             <w:shd w:val="clear" w:color="auto" w:fill="DCE6F1"/>
           </w:tcPr>
           <w:p>
@@ -20840,7 +21194,7 @@
         </w:tc>
         <w:tc>
           <w:tcPr>
-            <w:tcW w:type="dxa" w:w="1184"/>
+            <w:tcW w:type="dxa" w:w="1913"/>
             <w:shd w:val="clear" w:color="auto" w:fill="DCE6F1"/>
           </w:tcPr>
           <w:p>
@@ -20860,7 +21214,7 @@
         </w:tc>
         <w:tc>
           <w:tcPr>
-            <w:tcW w:type="dxa" w:w="1184"/>
+            <w:tcW w:type="dxa" w:w="1913"/>
             <w:shd w:val="clear" w:color="auto" w:fill="DCE6F1"/>
           </w:tcPr>
           <w:p>
@@ -20880,7 +21234,7 @@
         </w:tc>
         <w:tc>
           <w:tcPr>
-            <w:tcW w:type="dxa" w:w="1184"/>
+            <w:tcW w:type="dxa" w:w="1913"/>
             <w:shd w:val="clear" w:color="auto" w:fill="DCE6F1"/>
           </w:tcPr>
           <w:p>
@@ -20900,7 +21254,7 @@
         </w:tc>
         <w:tc>
           <w:tcPr>
-            <w:tcW w:type="dxa" w:w="1184"/>
+            <w:tcW w:type="dxa" w:w="1913"/>
             <w:shd w:val="clear" w:color="auto" w:fill="DCE6F1"/>
           </w:tcPr>
           <w:p>
@@ -20920,7 +21274,7 @@
         </w:tc>
         <w:tc>
           <w:tcPr>
-            <w:tcW w:type="dxa" w:w="1184"/>
+            <w:tcW w:type="dxa" w:w="1913"/>
             <w:shd w:val="clear" w:color="auto" w:fill="DCE6F1"/>
           </w:tcPr>
           <w:p>
@@ -20940,7 +21294,7 @@
         </w:tc>
         <w:tc>
           <w:tcPr>
-            <w:tcW w:type="dxa" w:w="1184"/>
+            <w:tcW w:type="dxa" w:w="1913"/>
             <w:shd w:val="clear" w:color="auto" w:fill="DCE6F1"/>
           </w:tcPr>
           <w:p>
@@ -20962,7 +21316,7 @@
       <w:tr>
         <w:tc>
           <w:tcPr>
-            <w:tcW w:type="dxa" w:w="1184"/>
+            <w:tcW w:type="dxa" w:w="1913"/>
           </w:tcPr>
           <w:p>
             <w:pPr>
@@ -20980,73 +21334,73 @@
         </w:tc>
         <w:tc>
           <w:tcPr>
-            <w:tcW w:type="dxa" w:w="1184"/>
-          </w:tcPr>
-          <w:p>
-            <w:pPr>
-              <w:spacing w:after="40" w:before="40" w:line="240" w:lineRule="auto"/>
-            </w:pPr>
-            <w:r/>
-          </w:p>
-        </w:tc>
-        <w:tc>
-          <w:tcPr>
-            <w:tcW w:type="dxa" w:w="1184"/>
-          </w:tcPr>
-          <w:p>
-            <w:pPr>
-              <w:spacing w:after="40" w:before="40" w:line="240" w:lineRule="auto"/>
-            </w:pPr>
-            <w:r/>
-          </w:p>
-        </w:tc>
-        <w:tc>
-          <w:tcPr>
-            <w:tcW w:type="dxa" w:w="1184"/>
-          </w:tcPr>
-          <w:p>
-            <w:pPr>
-              <w:spacing w:after="40" w:before="40" w:line="240" w:lineRule="auto"/>
-            </w:pPr>
-            <w:r/>
-          </w:p>
-        </w:tc>
-        <w:tc>
-          <w:tcPr>
-            <w:tcW w:type="dxa" w:w="1184"/>
-          </w:tcPr>
-          <w:p>
-            <w:pPr>
-              <w:spacing w:after="40" w:before="40" w:line="240" w:lineRule="auto"/>
-            </w:pPr>
-            <w:r/>
-          </w:p>
-        </w:tc>
-        <w:tc>
-          <w:tcPr>
-            <w:tcW w:type="dxa" w:w="1184"/>
-          </w:tcPr>
-          <w:p>
-            <w:pPr>
-              <w:spacing w:after="40" w:before="40" w:line="240" w:lineRule="auto"/>
-            </w:pPr>
-            <w:r/>
-          </w:p>
-        </w:tc>
-        <w:tc>
-          <w:tcPr>
-            <w:tcW w:type="dxa" w:w="1184"/>
-          </w:tcPr>
-          <w:p>
-            <w:pPr>
-              <w:spacing w:after="40" w:before="40" w:line="240" w:lineRule="auto"/>
-            </w:pPr>
-            <w:r/>
-          </w:p>
-        </w:tc>
-        <w:tc>
-          <w:tcPr>
-            <w:tcW w:type="dxa" w:w="1184"/>
+            <w:tcW w:type="dxa" w:w="1913"/>
+          </w:tcPr>
+          <w:p>
+            <w:pPr>
+              <w:spacing w:after="40" w:before="40" w:line="240" w:lineRule="auto"/>
+            </w:pPr>
+            <w:r/>
+          </w:p>
+        </w:tc>
+        <w:tc>
+          <w:tcPr>
+            <w:tcW w:type="dxa" w:w="1913"/>
+          </w:tcPr>
+          <w:p>
+            <w:pPr>
+              <w:spacing w:after="40" w:before="40" w:line="240" w:lineRule="auto"/>
+            </w:pPr>
+            <w:r/>
+          </w:p>
+        </w:tc>
+        <w:tc>
+          <w:tcPr>
+            <w:tcW w:type="dxa" w:w="1913"/>
+          </w:tcPr>
+          <w:p>
+            <w:pPr>
+              <w:spacing w:after="40" w:before="40" w:line="240" w:lineRule="auto"/>
+            </w:pPr>
+            <w:r/>
+          </w:p>
+        </w:tc>
+        <w:tc>
+          <w:tcPr>
+            <w:tcW w:type="dxa" w:w="1913"/>
+          </w:tcPr>
+          <w:p>
+            <w:pPr>
+              <w:spacing w:after="40" w:before="40" w:line="240" w:lineRule="auto"/>
+            </w:pPr>
+            <w:r/>
+          </w:p>
+        </w:tc>
+        <w:tc>
+          <w:tcPr>
+            <w:tcW w:type="dxa" w:w="1913"/>
+          </w:tcPr>
+          <w:p>
+            <w:pPr>
+              <w:spacing w:after="40" w:before="40" w:line="240" w:lineRule="auto"/>
+            </w:pPr>
+            <w:r/>
+          </w:p>
+        </w:tc>
+        <w:tc>
+          <w:tcPr>
+            <w:tcW w:type="dxa" w:w="1913"/>
+          </w:tcPr>
+          <w:p>
+            <w:pPr>
+              <w:spacing w:after="40" w:before="40" w:line="240" w:lineRule="auto"/>
+            </w:pPr>
+            <w:r/>
+          </w:p>
+        </w:tc>
+        <w:tc>
+          <w:tcPr>
+            <w:tcW w:type="dxa" w:w="1913"/>
           </w:tcPr>
           <w:p>
             <w:pPr>
@@ -21059,7 +21413,7 @@
       <w:tr>
         <w:tc>
           <w:tcPr>
-            <w:tcW w:type="dxa" w:w="1184"/>
+            <w:tcW w:type="dxa" w:w="1913"/>
           </w:tcPr>
           <w:p>
             <w:pPr>
@@ -21077,73 +21431,73 @@
         </w:tc>
         <w:tc>
           <w:tcPr>
-            <w:tcW w:type="dxa" w:w="1184"/>
-          </w:tcPr>
-          <w:p>
-            <w:pPr>
-              <w:spacing w:after="40" w:before="40" w:line="240" w:lineRule="auto"/>
-            </w:pPr>
-            <w:r/>
-          </w:p>
-        </w:tc>
-        <w:tc>
-          <w:tcPr>
-            <w:tcW w:type="dxa" w:w="1184"/>
-          </w:tcPr>
-          <w:p>
-            <w:pPr>
-              <w:spacing w:after="40" w:before="40" w:line="240" w:lineRule="auto"/>
-            </w:pPr>
-            <w:r/>
-          </w:p>
-        </w:tc>
-        <w:tc>
-          <w:tcPr>
-            <w:tcW w:type="dxa" w:w="1184"/>
-          </w:tcPr>
-          <w:p>
-            <w:pPr>
-              <w:spacing w:after="40" w:before="40" w:line="240" w:lineRule="auto"/>
-            </w:pPr>
-            <w:r/>
-          </w:p>
-        </w:tc>
-        <w:tc>
-          <w:tcPr>
-            <w:tcW w:type="dxa" w:w="1184"/>
-          </w:tcPr>
-          <w:p>
-            <w:pPr>
-              <w:spacing w:after="40" w:before="40" w:line="240" w:lineRule="auto"/>
-            </w:pPr>
-            <w:r/>
-          </w:p>
-        </w:tc>
-        <w:tc>
-          <w:tcPr>
-            <w:tcW w:type="dxa" w:w="1184"/>
-          </w:tcPr>
-          <w:p>
-            <w:pPr>
-              <w:spacing w:after="40" w:before="40" w:line="240" w:lineRule="auto"/>
-            </w:pPr>
-            <w:r/>
-          </w:p>
-        </w:tc>
-        <w:tc>
-          <w:tcPr>
-            <w:tcW w:type="dxa" w:w="1184"/>
-          </w:tcPr>
-          <w:p>
-            <w:pPr>
-              <w:spacing w:after="40" w:before="40" w:line="240" w:lineRule="auto"/>
-            </w:pPr>
-            <w:r/>
-          </w:p>
-        </w:tc>
-        <w:tc>
-          <w:tcPr>
-            <w:tcW w:type="dxa" w:w="1184"/>
+            <w:tcW w:type="dxa" w:w="1913"/>
+          </w:tcPr>
+          <w:p>
+            <w:pPr>
+              <w:spacing w:after="40" w:before="40" w:line="240" w:lineRule="auto"/>
+            </w:pPr>
+            <w:r/>
+          </w:p>
+        </w:tc>
+        <w:tc>
+          <w:tcPr>
+            <w:tcW w:type="dxa" w:w="1913"/>
+          </w:tcPr>
+          <w:p>
+            <w:pPr>
+              <w:spacing w:after="40" w:before="40" w:line="240" w:lineRule="auto"/>
+            </w:pPr>
+            <w:r/>
+          </w:p>
+        </w:tc>
+        <w:tc>
+          <w:tcPr>
+            <w:tcW w:type="dxa" w:w="1913"/>
+          </w:tcPr>
+          <w:p>
+            <w:pPr>
+              <w:spacing w:after="40" w:before="40" w:line="240" w:lineRule="auto"/>
+            </w:pPr>
+            <w:r/>
+          </w:p>
+        </w:tc>
+        <w:tc>
+          <w:tcPr>
+            <w:tcW w:type="dxa" w:w="1913"/>
+          </w:tcPr>
+          <w:p>
+            <w:pPr>
+              <w:spacing w:after="40" w:before="40" w:line="240" w:lineRule="auto"/>
+            </w:pPr>
+            <w:r/>
+          </w:p>
+        </w:tc>
+        <w:tc>
+          <w:tcPr>
+            <w:tcW w:type="dxa" w:w="1913"/>
+          </w:tcPr>
+          <w:p>
+            <w:pPr>
+              <w:spacing w:after="40" w:before="40" w:line="240" w:lineRule="auto"/>
+            </w:pPr>
+            <w:r/>
+          </w:p>
+        </w:tc>
+        <w:tc>
+          <w:tcPr>
+            <w:tcW w:type="dxa" w:w="1913"/>
+          </w:tcPr>
+          <w:p>
+            <w:pPr>
+              <w:spacing w:after="40" w:before="40" w:line="240" w:lineRule="auto"/>
+            </w:pPr>
+            <w:r/>
+          </w:p>
+        </w:tc>
+        <w:tc>
+          <w:tcPr>
+            <w:tcW w:type="dxa" w:w="1913"/>
           </w:tcPr>
           <w:p>
             <w:pPr>
@@ -21223,15 +21577,15 @@
         </w:tblCellMar>
       </w:tblPr>
       <w:tblGrid>
-        <w:gridCol w:w="1052"/>
-        <w:gridCol w:w="1052"/>
-        <w:gridCol w:w="1052"/>
-        <w:gridCol w:w="1052"/>
-        <w:gridCol w:w="1052"/>
-        <w:gridCol w:w="1052"/>
-        <w:gridCol w:w="1052"/>
-        <w:gridCol w:w="1052"/>
-        <w:gridCol w:w="1052"/>
+        <w:gridCol w:w="1701"/>
+        <w:gridCol w:w="1701"/>
+        <w:gridCol w:w="1701"/>
+        <w:gridCol w:w="1701"/>
+        <w:gridCol w:w="1701"/>
+        <w:gridCol w:w="1701"/>
+        <w:gridCol w:w="1701"/>
+        <w:gridCol w:w="1701"/>
+        <w:gridCol w:w="1701"/>
       </w:tblGrid>
       <w:tr>
         <w:trPr>
@@ -21239,7 +21593,7 @@
         </w:trPr>
         <w:tc>
           <w:tcPr>
-            <w:tcW w:type="dxa" w:w="1052"/>
+            <w:tcW w:type="dxa" w:w="1701"/>
             <w:shd w:val="clear" w:color="auto" w:fill="DCE6F1"/>
           </w:tcPr>
           <w:p>
@@ -21259,7 +21613,7 @@
         </w:tc>
         <w:tc>
           <w:tcPr>
-            <w:tcW w:type="dxa" w:w="1052"/>
+            <w:tcW w:type="dxa" w:w="1701"/>
             <w:shd w:val="clear" w:color="auto" w:fill="DCE6F1"/>
           </w:tcPr>
           <w:p>
@@ -21279,7 +21633,7 @@
         </w:tc>
         <w:tc>
           <w:tcPr>
-            <w:tcW w:type="dxa" w:w="1052"/>
+            <w:tcW w:type="dxa" w:w="1701"/>
             <w:shd w:val="clear" w:color="auto" w:fill="DCE6F1"/>
           </w:tcPr>
           <w:p>
@@ -21299,7 +21653,7 @@
         </w:tc>
         <w:tc>
           <w:tcPr>
-            <w:tcW w:type="dxa" w:w="1052"/>
+            <w:tcW w:type="dxa" w:w="1701"/>
             <w:shd w:val="clear" w:color="auto" w:fill="DCE6F1"/>
           </w:tcPr>
           <w:p>
@@ -21319,7 +21673,7 @@
         </w:tc>
         <w:tc>
           <w:tcPr>
-            <w:tcW w:type="dxa" w:w="1052"/>
+            <w:tcW w:type="dxa" w:w="1701"/>
             <w:shd w:val="clear" w:color="auto" w:fill="DCE6F1"/>
           </w:tcPr>
           <w:p>
@@ -21339,7 +21693,7 @@
         </w:tc>
         <w:tc>
           <w:tcPr>
-            <w:tcW w:type="dxa" w:w="1052"/>
+            <w:tcW w:type="dxa" w:w="1701"/>
             <w:shd w:val="clear" w:color="auto" w:fill="DCE6F1"/>
           </w:tcPr>
           <w:p>
@@ -21359,7 +21713,7 @@
         </w:tc>
         <w:tc>
           <w:tcPr>
-            <w:tcW w:type="dxa" w:w="1052"/>
+            <w:tcW w:type="dxa" w:w="1701"/>
             <w:shd w:val="clear" w:color="auto" w:fill="DCE6F1"/>
           </w:tcPr>
           <w:p>
@@ -21379,7 +21733,7 @@
         </w:tc>
         <w:tc>
           <w:tcPr>
-            <w:tcW w:type="dxa" w:w="1052"/>
+            <w:tcW w:type="dxa" w:w="1701"/>
             <w:shd w:val="clear" w:color="auto" w:fill="DCE6F1"/>
           </w:tcPr>
           <w:p>
@@ -21399,7 +21753,7 @@
         </w:tc>
         <w:tc>
           <w:tcPr>
-            <w:tcW w:type="dxa" w:w="1052"/>
+            <w:tcW w:type="dxa" w:w="1701"/>
             <w:shd w:val="clear" w:color="auto" w:fill="DCE6F1"/>
           </w:tcPr>
           <w:p>
@@ -21421,7 +21775,7 @@
       <w:tr>
         <w:tc>
           <w:tcPr>
-            <w:tcW w:type="dxa" w:w="1052"/>
+            <w:tcW w:type="dxa" w:w="1701"/>
           </w:tcPr>
           <w:p>
             <w:pPr>
@@ -21439,84 +21793,84 @@
         </w:tc>
         <w:tc>
           <w:tcPr>
-            <w:tcW w:type="dxa" w:w="1052"/>
-          </w:tcPr>
-          <w:p>
-            <w:pPr>
-              <w:spacing w:after="40" w:before="40" w:line="240" w:lineRule="auto"/>
-            </w:pPr>
-            <w:r/>
-          </w:p>
-        </w:tc>
-        <w:tc>
-          <w:tcPr>
-            <w:tcW w:type="dxa" w:w="1052"/>
-          </w:tcPr>
-          <w:p>
-            <w:pPr>
-              <w:spacing w:after="40" w:before="40" w:line="240" w:lineRule="auto"/>
-            </w:pPr>
-            <w:r/>
-          </w:p>
-        </w:tc>
-        <w:tc>
-          <w:tcPr>
-            <w:tcW w:type="dxa" w:w="1052"/>
-          </w:tcPr>
-          <w:p>
-            <w:pPr>
-              <w:spacing w:after="40" w:before="40" w:line="240" w:lineRule="auto"/>
-            </w:pPr>
-            <w:r/>
-          </w:p>
-        </w:tc>
-        <w:tc>
-          <w:tcPr>
-            <w:tcW w:type="dxa" w:w="1052"/>
-          </w:tcPr>
-          <w:p>
-            <w:pPr>
-              <w:spacing w:after="40" w:before="40" w:line="240" w:lineRule="auto"/>
-            </w:pPr>
-            <w:r/>
-          </w:p>
-        </w:tc>
-        <w:tc>
-          <w:tcPr>
-            <w:tcW w:type="dxa" w:w="1052"/>
-          </w:tcPr>
-          <w:p>
-            <w:pPr>
-              <w:spacing w:after="40" w:before="40" w:line="240" w:lineRule="auto"/>
-            </w:pPr>
-            <w:r/>
-          </w:p>
-        </w:tc>
-        <w:tc>
-          <w:tcPr>
-            <w:tcW w:type="dxa" w:w="1052"/>
-          </w:tcPr>
-          <w:p>
-            <w:pPr>
-              <w:spacing w:after="40" w:before="40" w:line="240" w:lineRule="auto"/>
-            </w:pPr>
-            <w:r/>
-          </w:p>
-        </w:tc>
-        <w:tc>
-          <w:tcPr>
-            <w:tcW w:type="dxa" w:w="1052"/>
-          </w:tcPr>
-          <w:p>
-            <w:pPr>
-              <w:spacing w:after="40" w:before="40" w:line="240" w:lineRule="auto"/>
-            </w:pPr>
-            <w:r/>
-          </w:p>
-        </w:tc>
-        <w:tc>
-          <w:tcPr>
-            <w:tcW w:type="dxa" w:w="1052"/>
+            <w:tcW w:type="dxa" w:w="1701"/>
+          </w:tcPr>
+          <w:p>
+            <w:pPr>
+              <w:spacing w:after="40" w:before="40" w:line="240" w:lineRule="auto"/>
+            </w:pPr>
+            <w:r/>
+          </w:p>
+        </w:tc>
+        <w:tc>
+          <w:tcPr>
+            <w:tcW w:type="dxa" w:w="1701"/>
+          </w:tcPr>
+          <w:p>
+            <w:pPr>
+              <w:spacing w:after="40" w:before="40" w:line="240" w:lineRule="auto"/>
+            </w:pPr>
+            <w:r/>
+          </w:p>
+        </w:tc>
+        <w:tc>
+          <w:tcPr>
+            <w:tcW w:type="dxa" w:w="1701"/>
+          </w:tcPr>
+          <w:p>
+            <w:pPr>
+              <w:spacing w:after="40" w:before="40" w:line="240" w:lineRule="auto"/>
+            </w:pPr>
+            <w:r/>
+          </w:p>
+        </w:tc>
+        <w:tc>
+          <w:tcPr>
+            <w:tcW w:type="dxa" w:w="1701"/>
+          </w:tcPr>
+          <w:p>
+            <w:pPr>
+              <w:spacing w:after="40" w:before="40" w:line="240" w:lineRule="auto"/>
+            </w:pPr>
+            <w:r/>
+          </w:p>
+        </w:tc>
+        <w:tc>
+          <w:tcPr>
+            <w:tcW w:type="dxa" w:w="1701"/>
+          </w:tcPr>
+          <w:p>
+            <w:pPr>
+              <w:spacing w:after="40" w:before="40" w:line="240" w:lineRule="auto"/>
+            </w:pPr>
+            <w:r/>
+          </w:p>
+        </w:tc>
+        <w:tc>
+          <w:tcPr>
+            <w:tcW w:type="dxa" w:w="1701"/>
+          </w:tcPr>
+          <w:p>
+            <w:pPr>
+              <w:spacing w:after="40" w:before="40" w:line="240" w:lineRule="auto"/>
+            </w:pPr>
+            <w:r/>
+          </w:p>
+        </w:tc>
+        <w:tc>
+          <w:tcPr>
+            <w:tcW w:type="dxa" w:w="1701"/>
+          </w:tcPr>
+          <w:p>
+            <w:pPr>
+              <w:spacing w:after="40" w:before="40" w:line="240" w:lineRule="auto"/>
+            </w:pPr>
+            <w:r/>
+          </w:p>
+        </w:tc>
+        <w:tc>
+          <w:tcPr>
+            <w:tcW w:type="dxa" w:w="1701"/>
           </w:tcPr>
           <w:p>
             <w:pPr>
@@ -21991,14 +22345,14 @@
         </w:tblCellMar>
       </w:tblPr>
       <w:tblGrid>
-        <w:gridCol w:w="1184"/>
-        <w:gridCol w:w="1184"/>
-        <w:gridCol w:w="1184"/>
-        <w:gridCol w:w="1184"/>
-        <w:gridCol w:w="1184"/>
-        <w:gridCol w:w="1184"/>
-        <w:gridCol w:w="1184"/>
-        <w:gridCol w:w="1184"/>
+        <w:gridCol w:w="1913"/>
+        <w:gridCol w:w="1913"/>
+        <w:gridCol w:w="1913"/>
+        <w:gridCol w:w="1913"/>
+        <w:gridCol w:w="1913"/>
+        <w:gridCol w:w="1913"/>
+        <w:gridCol w:w="1913"/>
+        <w:gridCol w:w="1913"/>
       </w:tblGrid>
       <w:tr>
         <w:trPr>
@@ -22006,7 +22360,7 @@
         </w:trPr>
         <w:tc>
           <w:tcPr>
-            <w:tcW w:type="dxa" w:w="1184"/>
+            <w:tcW w:type="dxa" w:w="1913"/>
             <w:shd w:val="clear" w:color="auto" w:fill="DCE6F1"/>
           </w:tcPr>
           <w:p>
@@ -22026,7 +22380,7 @@
         </w:tc>
         <w:tc>
           <w:tcPr>
-            <w:tcW w:type="dxa" w:w="1184"/>
+            <w:tcW w:type="dxa" w:w="1913"/>
             <w:shd w:val="clear" w:color="auto" w:fill="DCE6F1"/>
           </w:tcPr>
           <w:p>
@@ -22046,7 +22400,7 @@
         </w:tc>
         <w:tc>
           <w:tcPr>
-            <w:tcW w:type="dxa" w:w="1184"/>
+            <w:tcW w:type="dxa" w:w="1913"/>
             <w:shd w:val="clear" w:color="auto" w:fill="DCE6F1"/>
           </w:tcPr>
           <w:p>
@@ -22066,7 +22420,7 @@
         </w:tc>
         <w:tc>
           <w:tcPr>
-            <w:tcW w:type="dxa" w:w="1184"/>
+            <w:tcW w:type="dxa" w:w="1913"/>
             <w:shd w:val="clear" w:color="auto" w:fill="DCE6F1"/>
           </w:tcPr>
           <w:p>
@@ -22086,7 +22440,7 @@
         </w:tc>
         <w:tc>
           <w:tcPr>
-            <w:tcW w:type="dxa" w:w="1184"/>
+            <w:tcW w:type="dxa" w:w="1913"/>
             <w:shd w:val="clear" w:color="auto" w:fill="DCE6F1"/>
           </w:tcPr>
           <w:p>
@@ -22106,7 +22460,7 @@
         </w:tc>
         <w:tc>
           <w:tcPr>
-            <w:tcW w:type="dxa" w:w="1184"/>
+            <w:tcW w:type="dxa" w:w="1913"/>
             <w:shd w:val="clear" w:color="auto" w:fill="DCE6F1"/>
           </w:tcPr>
           <w:p>
@@ -22126,7 +22480,7 @@
         </w:tc>
         <w:tc>
           <w:tcPr>
-            <w:tcW w:type="dxa" w:w="1184"/>
+            <w:tcW w:type="dxa" w:w="1913"/>
             <w:shd w:val="clear" w:color="auto" w:fill="DCE6F1"/>
           </w:tcPr>
           <w:p>
@@ -22146,7 +22500,7 @@
         </w:tc>
         <w:tc>
           <w:tcPr>
-            <w:tcW w:type="dxa" w:w="1184"/>
+            <w:tcW w:type="dxa" w:w="1913"/>
             <w:shd w:val="clear" w:color="auto" w:fill="DCE6F1"/>
           </w:tcPr>
           <w:p>
@@ -22168,7 +22522,7 @@
       <w:tr>
         <w:tc>
           <w:tcPr>
-            <w:tcW w:type="dxa" w:w="1184"/>
+            <w:tcW w:type="dxa" w:w="1913"/>
           </w:tcPr>
           <w:p>
             <w:pPr>
@@ -22186,73 +22540,73 @@
         </w:tc>
         <w:tc>
           <w:tcPr>
-            <w:tcW w:type="dxa" w:w="1184"/>
-          </w:tcPr>
-          <w:p>
-            <w:pPr>
-              <w:spacing w:after="40" w:before="40" w:line="240" w:lineRule="auto"/>
-            </w:pPr>
-            <w:r/>
-          </w:p>
-        </w:tc>
-        <w:tc>
-          <w:tcPr>
-            <w:tcW w:type="dxa" w:w="1184"/>
-          </w:tcPr>
-          <w:p>
-            <w:pPr>
-              <w:spacing w:after="40" w:before="40" w:line="240" w:lineRule="auto"/>
-            </w:pPr>
-            <w:r/>
-          </w:p>
-        </w:tc>
-        <w:tc>
-          <w:tcPr>
-            <w:tcW w:type="dxa" w:w="1184"/>
-          </w:tcPr>
-          <w:p>
-            <w:pPr>
-              <w:spacing w:after="40" w:before="40" w:line="240" w:lineRule="auto"/>
-            </w:pPr>
-            <w:r/>
-          </w:p>
-        </w:tc>
-        <w:tc>
-          <w:tcPr>
-            <w:tcW w:type="dxa" w:w="1184"/>
-          </w:tcPr>
-          <w:p>
-            <w:pPr>
-              <w:spacing w:after="40" w:before="40" w:line="240" w:lineRule="auto"/>
-            </w:pPr>
-            <w:r/>
-          </w:p>
-        </w:tc>
-        <w:tc>
-          <w:tcPr>
-            <w:tcW w:type="dxa" w:w="1184"/>
-          </w:tcPr>
-          <w:p>
-            <w:pPr>
-              <w:spacing w:after="40" w:before="40" w:line="240" w:lineRule="auto"/>
-            </w:pPr>
-            <w:r/>
-          </w:p>
-        </w:tc>
-        <w:tc>
-          <w:tcPr>
-            <w:tcW w:type="dxa" w:w="1184"/>
-          </w:tcPr>
-          <w:p>
-            <w:pPr>
-              <w:spacing w:after="40" w:before="40" w:line="240" w:lineRule="auto"/>
-            </w:pPr>
-            <w:r/>
-          </w:p>
-        </w:tc>
-        <w:tc>
-          <w:tcPr>
-            <w:tcW w:type="dxa" w:w="1184"/>
+            <w:tcW w:type="dxa" w:w="1913"/>
+          </w:tcPr>
+          <w:p>
+            <w:pPr>
+              <w:spacing w:after="40" w:before="40" w:line="240" w:lineRule="auto"/>
+            </w:pPr>
+            <w:r/>
+          </w:p>
+        </w:tc>
+        <w:tc>
+          <w:tcPr>
+            <w:tcW w:type="dxa" w:w="1913"/>
+          </w:tcPr>
+          <w:p>
+            <w:pPr>
+              <w:spacing w:after="40" w:before="40" w:line="240" w:lineRule="auto"/>
+            </w:pPr>
+            <w:r/>
+          </w:p>
+        </w:tc>
+        <w:tc>
+          <w:tcPr>
+            <w:tcW w:type="dxa" w:w="1913"/>
+          </w:tcPr>
+          <w:p>
+            <w:pPr>
+              <w:spacing w:after="40" w:before="40" w:line="240" w:lineRule="auto"/>
+            </w:pPr>
+            <w:r/>
+          </w:p>
+        </w:tc>
+        <w:tc>
+          <w:tcPr>
+            <w:tcW w:type="dxa" w:w="1913"/>
+          </w:tcPr>
+          <w:p>
+            <w:pPr>
+              <w:spacing w:after="40" w:before="40" w:line="240" w:lineRule="auto"/>
+            </w:pPr>
+            <w:r/>
+          </w:p>
+        </w:tc>
+        <w:tc>
+          <w:tcPr>
+            <w:tcW w:type="dxa" w:w="1913"/>
+          </w:tcPr>
+          <w:p>
+            <w:pPr>
+              <w:spacing w:after="40" w:before="40" w:line="240" w:lineRule="auto"/>
+            </w:pPr>
+            <w:r/>
+          </w:p>
+        </w:tc>
+        <w:tc>
+          <w:tcPr>
+            <w:tcW w:type="dxa" w:w="1913"/>
+          </w:tcPr>
+          <w:p>
+            <w:pPr>
+              <w:spacing w:after="40" w:before="40" w:line="240" w:lineRule="auto"/>
+            </w:pPr>
+            <w:r/>
+          </w:p>
+        </w:tc>
+        <w:tc>
+          <w:tcPr>
+            <w:tcW w:type="dxa" w:w="1913"/>
           </w:tcPr>
           <w:p>
             <w:pPr>
@@ -22384,11 +22738,11 @@
         </w:tblCellMar>
       </w:tblPr>
       <w:tblGrid>
-        <w:gridCol w:w="1894"/>
-        <w:gridCol w:w="1894"/>
-        <w:gridCol w:w="1894"/>
-        <w:gridCol w:w="1894"/>
-        <w:gridCol w:w="1894"/>
+        <w:gridCol w:w="3062"/>
+        <w:gridCol w:w="3062"/>
+        <w:gridCol w:w="3062"/>
+        <w:gridCol w:w="3062"/>
+        <w:gridCol w:w="3062"/>
       </w:tblGrid>
       <w:tr>
         <w:trPr>
@@ -22396,7 +22750,7 @@
         </w:trPr>
         <w:tc>
           <w:tcPr>
-            <w:tcW w:type="dxa" w:w="1894"/>
+            <w:tcW w:type="dxa" w:w="3062"/>
             <w:shd w:val="clear" w:color="auto" w:fill="DCE6F1"/>
           </w:tcPr>
           <w:p>
@@ -22416,7 +22770,7 @@
         </w:tc>
         <w:tc>
           <w:tcPr>
-            <w:tcW w:type="dxa" w:w="1894"/>
+            <w:tcW w:type="dxa" w:w="3062"/>
             <w:shd w:val="clear" w:color="auto" w:fill="DCE6F1"/>
           </w:tcPr>
           <w:p>
@@ -22436,7 +22790,7 @@
         </w:tc>
         <w:tc>
           <w:tcPr>
-            <w:tcW w:type="dxa" w:w="1894"/>
+            <w:tcW w:type="dxa" w:w="3062"/>
             <w:shd w:val="clear" w:color="auto" w:fill="DCE6F1"/>
           </w:tcPr>
           <w:p>
@@ -22456,7 +22810,7 @@
         </w:tc>
         <w:tc>
           <w:tcPr>
-            <w:tcW w:type="dxa" w:w="1894"/>
+            <w:tcW w:type="dxa" w:w="3062"/>
             <w:shd w:val="clear" w:color="auto" w:fill="DCE6F1"/>
           </w:tcPr>
           <w:p>
@@ -22476,7 +22830,7 @@
         </w:tc>
         <w:tc>
           <w:tcPr>
-            <w:tcW w:type="dxa" w:w="1894"/>
+            <w:tcW w:type="dxa" w:w="3062"/>
             <w:shd w:val="clear" w:color="auto" w:fill="DCE6F1"/>
           </w:tcPr>
           <w:p>
@@ -22498,7 +22852,7 @@
       <w:tr>
         <w:tc>
           <w:tcPr>
-            <w:tcW w:type="dxa" w:w="1894"/>
+            <w:tcW w:type="dxa" w:w="3062"/>
           </w:tcPr>
           <w:p>
             <w:pPr>
@@ -22516,40 +22870,40 @@
         </w:tc>
         <w:tc>
           <w:tcPr>
-            <w:tcW w:type="dxa" w:w="1894"/>
-          </w:tcPr>
-          <w:p>
-            <w:pPr>
-              <w:spacing w:after="40" w:before="40" w:line="240" w:lineRule="auto"/>
-            </w:pPr>
-            <w:r/>
-          </w:p>
-        </w:tc>
-        <w:tc>
-          <w:tcPr>
-            <w:tcW w:type="dxa" w:w="1894"/>
-          </w:tcPr>
-          <w:p>
-            <w:pPr>
-              <w:spacing w:after="40" w:before="40" w:line="240" w:lineRule="auto"/>
-            </w:pPr>
-            <w:r/>
-          </w:p>
-        </w:tc>
-        <w:tc>
-          <w:tcPr>
-            <w:tcW w:type="dxa" w:w="1894"/>
-          </w:tcPr>
-          <w:p>
-            <w:pPr>
-              <w:spacing w:after="40" w:before="40" w:line="240" w:lineRule="auto"/>
-            </w:pPr>
-            <w:r/>
-          </w:p>
-        </w:tc>
-        <w:tc>
-          <w:tcPr>
-            <w:tcW w:type="dxa" w:w="1894"/>
+            <w:tcW w:type="dxa" w:w="3062"/>
+          </w:tcPr>
+          <w:p>
+            <w:pPr>
+              <w:spacing w:after="40" w:before="40" w:line="240" w:lineRule="auto"/>
+            </w:pPr>
+            <w:r/>
+          </w:p>
+        </w:tc>
+        <w:tc>
+          <w:tcPr>
+            <w:tcW w:type="dxa" w:w="3062"/>
+          </w:tcPr>
+          <w:p>
+            <w:pPr>
+              <w:spacing w:after="40" w:before="40" w:line="240" w:lineRule="auto"/>
+            </w:pPr>
+            <w:r/>
+          </w:p>
+        </w:tc>
+        <w:tc>
+          <w:tcPr>
+            <w:tcW w:type="dxa" w:w="3062"/>
+          </w:tcPr>
+          <w:p>
+            <w:pPr>
+              <w:spacing w:after="40" w:before="40" w:line="240" w:lineRule="auto"/>
+            </w:pPr>
+            <w:r/>
+          </w:p>
+        </w:tc>
+        <w:tc>
+          <w:tcPr>
+            <w:tcW w:type="dxa" w:w="3062"/>
           </w:tcPr>
           <w:p>
             <w:pPr>
@@ -22597,15 +22951,15 @@
         </w:tblCellMar>
       </w:tblPr>
       <w:tblGrid>
-        <w:gridCol w:w="1052"/>
-        <w:gridCol w:w="1052"/>
-        <w:gridCol w:w="1052"/>
-        <w:gridCol w:w="1052"/>
-        <w:gridCol w:w="1052"/>
-        <w:gridCol w:w="1052"/>
-        <w:gridCol w:w="1052"/>
-        <w:gridCol w:w="1052"/>
-        <w:gridCol w:w="1052"/>
+        <w:gridCol w:w="1701"/>
+        <w:gridCol w:w="1701"/>
+        <w:gridCol w:w="1701"/>
+        <w:gridCol w:w="1701"/>
+        <w:gridCol w:w="1701"/>
+        <w:gridCol w:w="1701"/>
+        <w:gridCol w:w="1701"/>
+        <w:gridCol w:w="1701"/>
+        <w:gridCol w:w="1701"/>
       </w:tblGrid>
       <w:tr>
         <w:trPr>
@@ -22613,7 +22967,7 @@
         </w:trPr>
         <w:tc>
           <w:tcPr>
-            <w:tcW w:type="dxa" w:w="1052"/>
+            <w:tcW w:type="dxa" w:w="1701"/>
             <w:shd w:val="clear" w:color="auto" w:fill="DCE6F1"/>
           </w:tcPr>
           <w:p>
@@ -22633,7 +22987,7 @@
         </w:tc>
         <w:tc>
           <w:tcPr>
-            <w:tcW w:type="dxa" w:w="1052"/>
+            <w:tcW w:type="dxa" w:w="1701"/>
             <w:shd w:val="clear" w:color="auto" w:fill="DCE6F1"/>
           </w:tcPr>
           <w:p>
@@ -22653,7 +23007,7 @@
         </w:tc>
         <w:tc>
           <w:tcPr>
-            <w:tcW w:type="dxa" w:w="1052"/>
+            <w:tcW w:type="dxa" w:w="1701"/>
             <w:shd w:val="clear" w:color="auto" w:fill="DCE6F1"/>
           </w:tcPr>
           <w:p>
@@ -22673,7 +23027,7 @@
         </w:tc>
         <w:tc>
           <w:tcPr>
-            <w:tcW w:type="dxa" w:w="1052"/>
+            <w:tcW w:type="dxa" w:w="1701"/>
             <w:shd w:val="clear" w:color="auto" w:fill="DCE6F1"/>
           </w:tcPr>
           <w:p>
@@ -22693,7 +23047,7 @@
         </w:tc>
         <w:tc>
           <w:tcPr>
-            <w:tcW w:type="dxa" w:w="1052"/>
+            <w:tcW w:type="dxa" w:w="1701"/>
             <w:shd w:val="clear" w:color="auto" w:fill="DCE6F1"/>
           </w:tcPr>
           <w:p>
@@ -22713,7 +23067,7 @@
         </w:tc>
         <w:tc>
           <w:tcPr>
-            <w:tcW w:type="dxa" w:w="1052"/>
+            <w:tcW w:type="dxa" w:w="1701"/>
             <w:shd w:val="clear" w:color="auto" w:fill="DCE6F1"/>
           </w:tcPr>
           <w:p>
@@ -22733,7 +23087,7 @@
         </w:tc>
         <w:tc>
           <w:tcPr>
-            <w:tcW w:type="dxa" w:w="1052"/>
+            <w:tcW w:type="dxa" w:w="1701"/>
             <w:shd w:val="clear" w:color="auto" w:fill="DCE6F1"/>
           </w:tcPr>
           <w:p>
@@ -22753,7 +23107,7 @@
         </w:tc>
         <w:tc>
           <w:tcPr>
-            <w:tcW w:type="dxa" w:w="1052"/>
+            <w:tcW w:type="dxa" w:w="1701"/>
             <w:shd w:val="clear" w:color="auto" w:fill="DCE6F1"/>
           </w:tcPr>
           <w:p>
@@ -22773,7 +23127,7 @@
         </w:tc>
         <w:tc>
           <w:tcPr>
-            <w:tcW w:type="dxa" w:w="1052"/>
+            <w:tcW w:type="dxa" w:w="1701"/>
             <w:shd w:val="clear" w:color="auto" w:fill="DCE6F1"/>
           </w:tcPr>
           <w:p>
@@ -22795,7 +23149,7 @@
       <w:tr>
         <w:tc>
           <w:tcPr>
-            <w:tcW w:type="dxa" w:w="1052"/>
+            <w:tcW w:type="dxa" w:w="1701"/>
           </w:tcPr>
           <w:p>
             <w:pPr>
@@ -22813,84 +23167,84 @@
         </w:tc>
         <w:tc>
           <w:tcPr>
-            <w:tcW w:type="dxa" w:w="1052"/>
-          </w:tcPr>
-          <w:p>
-            <w:pPr>
-              <w:spacing w:after="40" w:before="40" w:line="240" w:lineRule="auto"/>
-            </w:pPr>
-            <w:r/>
-          </w:p>
-        </w:tc>
-        <w:tc>
-          <w:tcPr>
-            <w:tcW w:type="dxa" w:w="1052"/>
-          </w:tcPr>
-          <w:p>
-            <w:pPr>
-              <w:spacing w:after="40" w:before="40" w:line="240" w:lineRule="auto"/>
-            </w:pPr>
-            <w:r/>
-          </w:p>
-        </w:tc>
-        <w:tc>
-          <w:tcPr>
-            <w:tcW w:type="dxa" w:w="1052"/>
-          </w:tcPr>
-          <w:p>
-            <w:pPr>
-              <w:spacing w:after="40" w:before="40" w:line="240" w:lineRule="auto"/>
-            </w:pPr>
-            <w:r/>
-          </w:p>
-        </w:tc>
-        <w:tc>
-          <w:tcPr>
-            <w:tcW w:type="dxa" w:w="1052"/>
-          </w:tcPr>
-          <w:p>
-            <w:pPr>
-              <w:spacing w:after="40" w:before="40" w:line="240" w:lineRule="auto"/>
-            </w:pPr>
-            <w:r/>
-          </w:p>
-        </w:tc>
-        <w:tc>
-          <w:tcPr>
-            <w:tcW w:type="dxa" w:w="1052"/>
-          </w:tcPr>
-          <w:p>
-            <w:pPr>
-              <w:spacing w:after="40" w:before="40" w:line="240" w:lineRule="auto"/>
-            </w:pPr>
-            <w:r/>
-          </w:p>
-        </w:tc>
-        <w:tc>
-          <w:tcPr>
-            <w:tcW w:type="dxa" w:w="1052"/>
-          </w:tcPr>
-          <w:p>
-            <w:pPr>
-              <w:spacing w:after="40" w:before="40" w:line="240" w:lineRule="auto"/>
-            </w:pPr>
-            <w:r/>
-          </w:p>
-        </w:tc>
-        <w:tc>
-          <w:tcPr>
-            <w:tcW w:type="dxa" w:w="1052"/>
-          </w:tcPr>
-          <w:p>
-            <w:pPr>
-              <w:spacing w:after="40" w:before="40" w:line="240" w:lineRule="auto"/>
-            </w:pPr>
-            <w:r/>
-          </w:p>
-        </w:tc>
-        <w:tc>
-          <w:tcPr>
-            <w:tcW w:type="dxa" w:w="1052"/>
+            <w:tcW w:type="dxa" w:w="1701"/>
+          </w:tcPr>
+          <w:p>
+            <w:pPr>
+              <w:spacing w:after="40" w:before="40" w:line="240" w:lineRule="auto"/>
+            </w:pPr>
+            <w:r/>
+          </w:p>
+        </w:tc>
+        <w:tc>
+          <w:tcPr>
+            <w:tcW w:type="dxa" w:w="1701"/>
+          </w:tcPr>
+          <w:p>
+            <w:pPr>
+              <w:spacing w:after="40" w:before="40" w:line="240" w:lineRule="auto"/>
+            </w:pPr>
+            <w:r/>
+          </w:p>
+        </w:tc>
+        <w:tc>
+          <w:tcPr>
+            <w:tcW w:type="dxa" w:w="1701"/>
+          </w:tcPr>
+          <w:p>
+            <w:pPr>
+              <w:spacing w:after="40" w:before="40" w:line="240" w:lineRule="auto"/>
+            </w:pPr>
+            <w:r/>
+          </w:p>
+        </w:tc>
+        <w:tc>
+          <w:tcPr>
+            <w:tcW w:type="dxa" w:w="1701"/>
+          </w:tcPr>
+          <w:p>
+            <w:pPr>
+              <w:spacing w:after="40" w:before="40" w:line="240" w:lineRule="auto"/>
+            </w:pPr>
+            <w:r/>
+          </w:p>
+        </w:tc>
+        <w:tc>
+          <w:tcPr>
+            <w:tcW w:type="dxa" w:w="1701"/>
+          </w:tcPr>
+          <w:p>
+            <w:pPr>
+              <w:spacing w:after="40" w:before="40" w:line="240" w:lineRule="auto"/>
+            </w:pPr>
+            <w:r/>
+          </w:p>
+        </w:tc>
+        <w:tc>
+          <w:tcPr>
+            <w:tcW w:type="dxa" w:w="1701"/>
+          </w:tcPr>
+          <w:p>
+            <w:pPr>
+              <w:spacing w:after="40" w:before="40" w:line="240" w:lineRule="auto"/>
+            </w:pPr>
+            <w:r/>
+          </w:p>
+        </w:tc>
+        <w:tc>
+          <w:tcPr>
+            <w:tcW w:type="dxa" w:w="1701"/>
+          </w:tcPr>
+          <w:p>
+            <w:pPr>
+              <w:spacing w:after="40" w:before="40" w:line="240" w:lineRule="auto"/>
+            </w:pPr>
+            <w:r/>
+          </w:p>
+        </w:tc>
+        <w:tc>
+          <w:tcPr>
+            <w:tcW w:type="dxa" w:w="1701"/>
           </w:tcPr>
           <w:p>
             <w:pPr>
@@ -22923,8 +23277,17 @@
     </w:p>
     <w:p>
       <w:pPr>
+        <w:sectPr>
+          <w:pgSz w:w="16838" w:h="11906" w:orient="landscape"/>
+          <w:pgMar w:top="850" w:right="680" w:bottom="850" w:left="850" w:header="720" w:footer="720" w:gutter="0"/>
+          <w:cols w:space="720"/>
+          <w:docGrid w:linePitch="360"/>
+        </w:sectPr>
+      </w:pPr>
+    </w:p>
+    <w:p>
+      <w:pPr>
         <w:keepNext/>
-        <w:pageBreakBefore/>
         <w:spacing w:before="240" w:after="120" w:line="264" w:lineRule="auto"/>
         <w:jc w:val="left"/>
       </w:pPr>
@@ -23924,8 +24287,17 @@
     </w:p>
     <w:p>
       <w:pPr>
+        <w:sectPr>
+          <w:pgSz w:w="11906" w:h="16838"/>
+          <w:pgMar w:top="1134" w:right="850" w:bottom="1134" w:left="1587" w:header="720" w:footer="720" w:gutter="0"/>
+          <w:cols w:space="720"/>
+          <w:docGrid w:linePitch="360"/>
+        </w:sectPr>
+      </w:pPr>
+    </w:p>
+    <w:p>
+      <w:pPr>
         <w:keepNext/>
-        <w:pageBreakBefore/>
         <w:spacing w:before="240" w:after="120" w:line="264" w:lineRule="auto"/>
         <w:jc w:val="left"/>
       </w:pPr>
@@ -23955,15 +24327,17 @@
         </w:tblCellMar>
       </w:tblPr>
       <w:tblGrid>
-        <w:gridCol w:w="1052"/>
-        <w:gridCol w:w="1052"/>
-        <w:gridCol w:w="1052"/>
-        <w:gridCol w:w="1052"/>
-        <w:gridCol w:w="1052"/>
-        <w:gridCol w:w="1052"/>
-        <w:gridCol w:w="1052"/>
-        <w:gridCol w:w="1052"/>
-        <w:gridCol w:w="1052"/>
+        <w:gridCol w:w="1392"/>
+        <w:gridCol w:w="1392"/>
+        <w:gridCol w:w="1392"/>
+        <w:gridCol w:w="1392"/>
+        <w:gridCol w:w="1392"/>
+        <w:gridCol w:w="1392"/>
+        <w:gridCol w:w="1392"/>
+        <w:gridCol w:w="1392"/>
+        <w:gridCol w:w="1392"/>
+        <w:gridCol w:w="1392"/>
+        <w:gridCol w:w="1392"/>
       </w:tblGrid>
       <w:tr>
         <w:trPr>
@@ -23971,7 +24345,7 @@
         </w:trPr>
         <w:tc>
           <w:tcPr>
-            <w:tcW w:type="dxa" w:w="1052"/>
+            <w:tcW w:type="dxa" w:w="1392"/>
             <w:shd w:val="clear" w:color="auto" w:fill="DCE6F1"/>
           </w:tcPr>
           <w:p>
@@ -23991,7 +24365,7 @@
         </w:tc>
         <w:tc>
           <w:tcPr>
-            <w:tcW w:type="dxa" w:w="1052"/>
+            <w:tcW w:type="dxa" w:w="1392"/>
             <w:shd w:val="clear" w:color="auto" w:fill="DCE6F1"/>
           </w:tcPr>
           <w:p>
@@ -24011,7 +24385,7 @@
         </w:tc>
         <w:tc>
           <w:tcPr>
-            <w:tcW w:type="dxa" w:w="1052"/>
+            <w:tcW w:type="dxa" w:w="1392"/>
             <w:shd w:val="clear" w:color="auto" w:fill="DCE6F1"/>
           </w:tcPr>
           <w:p>
@@ -24025,13 +24399,13 @@
                 <w:b/>
                 <w:sz w:val="15"/>
               </w:rPr>
-              <w:t>Субъект (ФИО или идентификатор)</w:t>
-            </w:r>
-          </w:p>
-        </w:tc>
-        <w:tc>
-          <w:tcPr>
-            <w:tcW w:type="dxa" w:w="1052"/>
+              <w:t>Субъект ПДн (ФИО)</w:t>
+            </w:r>
+          </w:p>
+        </w:tc>
+        <w:tc>
+          <w:tcPr>
+            <w:tcW w:type="dxa" w:w="1392"/>
             <w:shd w:val="clear" w:color="auto" w:fill="DCE6F1"/>
           </w:tcPr>
           <w:p>
@@ -24045,13 +24419,13 @@
                 <w:b/>
                 <w:sz w:val="15"/>
               </w:rPr>
-              <w:t>Получатель (наименование)</w:t>
-            </w:r>
-          </w:p>
-        </w:tc>
-        <w:tc>
-          <w:tcPr>
-            <w:tcW w:type="dxa" w:w="1052"/>
+              <w:t>Получатель (наименование, ИНН)</w:t>
+            </w:r>
+          </w:p>
+        </w:tc>
+        <w:tc>
+          <w:tcPr>
+            <w:tcW w:type="dxa" w:w="1392"/>
             <w:shd w:val="clear" w:color="auto" w:fill="DCE6F1"/>
           </w:tcPr>
           <w:p>
@@ -24065,13 +24439,13 @@
                 <w:b/>
                 <w:sz w:val="15"/>
               </w:rPr>
-              <w:t>Статус получателя (обработчик / самостоятельный оператор)</w:t>
-            </w:r>
-          </w:p>
-        </w:tc>
-        <w:tc>
-          <w:tcPr>
-            <w:tcW w:type="dxa" w:w="1052"/>
+              <w:t>Статус получателя (обработчик по поручению / самостоятельный оператор)</w:t>
+            </w:r>
+          </w:p>
+        </w:tc>
+        <w:tc>
+          <w:tcPr>
+            <w:tcW w:type="dxa" w:w="1392"/>
             <w:shd w:val="clear" w:color="auto" w:fill="DCE6F1"/>
           </w:tcPr>
           <w:p>
@@ -24085,13 +24459,13 @@
                 <w:b/>
                 <w:sz w:val="15"/>
               </w:rPr>
-              <w:t>Перечень переданных данных</w:t>
-            </w:r>
-          </w:p>
-        </w:tc>
-        <w:tc>
-          <w:tcPr>
-            <w:tcW w:type="dxa" w:w="1052"/>
+              <w:t>Правовое основание передачи (норма закона / запрос / согласие субъекта)</w:t>
+            </w:r>
+          </w:p>
+        </w:tc>
+        <w:tc>
+          <w:tcPr>
+            <w:tcW w:type="dxa" w:w="1392"/>
             <w:shd w:val="clear" w:color="auto" w:fill="DCE6F1"/>
           </w:tcPr>
           <w:p>
@@ -24105,13 +24479,13 @@
                 <w:b/>
                 <w:sz w:val="15"/>
               </w:rPr>
-              <w:t>Основание передачи (согласие — реквизиты / федеральный закон — норма)</w:t>
-            </w:r>
-          </w:p>
-        </w:tc>
-        <w:tc>
-          <w:tcPr>
-            <w:tcW w:type="dxa" w:w="1052"/>
+              <w:t>Реквизиты документа-основания (дата, №)</w:t>
+            </w:r>
+          </w:p>
+        </w:tc>
+        <w:tc>
+          <w:tcPr>
+            <w:tcW w:type="dxa" w:w="1392"/>
             <w:shd w:val="clear" w:color="auto" w:fill="DCE6F1"/>
           </w:tcPr>
           <w:p>
@@ -24125,13 +24499,13 @@
                 <w:b/>
                 <w:sz w:val="15"/>
               </w:rPr>
-              <w:t>Способ передачи (документ, ЭДО, лично)</w:t>
-            </w:r>
-          </w:p>
-        </w:tc>
-        <w:tc>
-          <w:tcPr>
-            <w:tcW w:type="dxa" w:w="1052"/>
+              <w:t>Объём (перечень) переданных сведений</w:t>
+            </w:r>
+          </w:p>
+        </w:tc>
+        <w:tc>
+          <w:tcPr>
+            <w:tcW w:type="dxa" w:w="1392"/>
             <w:shd w:val="clear" w:color="auto" w:fill="DCE6F1"/>
           </w:tcPr>
           <w:p>
@@ -24145,7 +24519,47 @@
                 <w:b/>
                 <w:sz w:val="15"/>
               </w:rPr>
-              <w:t>ФИО и подпись передавшего</w:t>
+              <w:t>Цель передачи</w:t>
+            </w:r>
+          </w:p>
+        </w:tc>
+        <w:tc>
+          <w:tcPr>
+            <w:tcW w:type="dxa" w:w="1392"/>
+            <w:shd w:val="clear" w:color="auto" w:fill="DCE6F1"/>
+          </w:tcPr>
+          <w:p>
+            <w:pPr>
+              <w:spacing w:after="40" w:before="40" w:line="240" w:lineRule="auto"/>
+            </w:pPr>
+            <w:r/>
+            <w:r>
+              <w:rPr>
+                <w:rFonts w:ascii="Times New Roman" w:hAnsi="Times New Roman" w:eastAsia="Times New Roman" w:cs="Times New Roman"/>
+                <w:b/>
+                <w:sz w:val="15"/>
+              </w:rPr>
+              <w:t>Способ передачи (нарочно, почта, ЭДО, защищённый канал)</w:t>
+            </w:r>
+          </w:p>
+        </w:tc>
+        <w:tc>
+          <w:tcPr>
+            <w:tcW w:type="dxa" w:w="1392"/>
+            <w:shd w:val="clear" w:color="auto" w:fill="DCE6F1"/>
+          </w:tcPr>
+          <w:p>
+            <w:pPr>
+              <w:spacing w:after="40" w:before="40" w:line="240" w:lineRule="auto"/>
+            </w:pPr>
+            <w:r/>
+            <w:r>
+              <w:rPr>
+                <w:rFonts w:ascii="Times New Roman" w:hAnsi="Times New Roman" w:eastAsia="Times New Roman" w:cs="Times New Roman"/>
+                <w:b/>
+                <w:sz w:val="15"/>
+              </w:rPr>
+              <w:t>ФИО, должность и подпись передавшего</w:t>
             </w:r>
           </w:p>
         </w:tc>
@@ -24153,7 +24567,7 @@
       <w:tr>
         <w:tc>
           <w:tcPr>
-            <w:tcW w:type="dxa" w:w="1052"/>
+            <w:tcW w:type="dxa" w:w="1392"/>
           </w:tcPr>
           <w:p>
             <w:pPr>
@@ -24171,84 +24585,106 @@
         </w:tc>
         <w:tc>
           <w:tcPr>
-            <w:tcW w:type="dxa" w:w="1052"/>
-          </w:tcPr>
-          <w:p>
-            <w:pPr>
-              <w:spacing w:after="40" w:before="40" w:line="240" w:lineRule="auto"/>
-            </w:pPr>
-            <w:r/>
-          </w:p>
-        </w:tc>
-        <w:tc>
-          <w:tcPr>
-            <w:tcW w:type="dxa" w:w="1052"/>
-          </w:tcPr>
-          <w:p>
-            <w:pPr>
-              <w:spacing w:after="40" w:before="40" w:line="240" w:lineRule="auto"/>
-            </w:pPr>
-            <w:r/>
-          </w:p>
-        </w:tc>
-        <w:tc>
-          <w:tcPr>
-            <w:tcW w:type="dxa" w:w="1052"/>
-          </w:tcPr>
-          <w:p>
-            <w:pPr>
-              <w:spacing w:after="40" w:before="40" w:line="240" w:lineRule="auto"/>
-            </w:pPr>
-            <w:r/>
-          </w:p>
-        </w:tc>
-        <w:tc>
-          <w:tcPr>
-            <w:tcW w:type="dxa" w:w="1052"/>
-          </w:tcPr>
-          <w:p>
-            <w:pPr>
-              <w:spacing w:after="40" w:before="40" w:line="240" w:lineRule="auto"/>
-            </w:pPr>
-            <w:r/>
-          </w:p>
-        </w:tc>
-        <w:tc>
-          <w:tcPr>
-            <w:tcW w:type="dxa" w:w="1052"/>
-          </w:tcPr>
-          <w:p>
-            <w:pPr>
-              <w:spacing w:after="40" w:before="40" w:line="240" w:lineRule="auto"/>
-            </w:pPr>
-            <w:r/>
-          </w:p>
-        </w:tc>
-        <w:tc>
-          <w:tcPr>
-            <w:tcW w:type="dxa" w:w="1052"/>
-          </w:tcPr>
-          <w:p>
-            <w:pPr>
-              <w:spacing w:after="40" w:before="40" w:line="240" w:lineRule="auto"/>
-            </w:pPr>
-            <w:r/>
-          </w:p>
-        </w:tc>
-        <w:tc>
-          <w:tcPr>
-            <w:tcW w:type="dxa" w:w="1052"/>
-          </w:tcPr>
-          <w:p>
-            <w:pPr>
-              <w:spacing w:after="40" w:before="40" w:line="240" w:lineRule="auto"/>
-            </w:pPr>
-            <w:r/>
-          </w:p>
-        </w:tc>
-        <w:tc>
-          <w:tcPr>
-            <w:tcW w:type="dxa" w:w="1052"/>
+            <w:tcW w:type="dxa" w:w="1392"/>
+          </w:tcPr>
+          <w:p>
+            <w:pPr>
+              <w:spacing w:after="40" w:before="40" w:line="240" w:lineRule="auto"/>
+            </w:pPr>
+            <w:r/>
+          </w:p>
+        </w:tc>
+        <w:tc>
+          <w:tcPr>
+            <w:tcW w:type="dxa" w:w="1392"/>
+          </w:tcPr>
+          <w:p>
+            <w:pPr>
+              <w:spacing w:after="40" w:before="40" w:line="240" w:lineRule="auto"/>
+            </w:pPr>
+            <w:r/>
+          </w:p>
+        </w:tc>
+        <w:tc>
+          <w:tcPr>
+            <w:tcW w:type="dxa" w:w="1392"/>
+          </w:tcPr>
+          <w:p>
+            <w:pPr>
+              <w:spacing w:after="40" w:before="40" w:line="240" w:lineRule="auto"/>
+            </w:pPr>
+            <w:r/>
+          </w:p>
+        </w:tc>
+        <w:tc>
+          <w:tcPr>
+            <w:tcW w:type="dxa" w:w="1392"/>
+          </w:tcPr>
+          <w:p>
+            <w:pPr>
+              <w:spacing w:after="40" w:before="40" w:line="240" w:lineRule="auto"/>
+            </w:pPr>
+            <w:r/>
+          </w:p>
+        </w:tc>
+        <w:tc>
+          <w:tcPr>
+            <w:tcW w:type="dxa" w:w="1392"/>
+          </w:tcPr>
+          <w:p>
+            <w:pPr>
+              <w:spacing w:after="40" w:before="40" w:line="240" w:lineRule="auto"/>
+            </w:pPr>
+            <w:r/>
+          </w:p>
+        </w:tc>
+        <w:tc>
+          <w:tcPr>
+            <w:tcW w:type="dxa" w:w="1392"/>
+          </w:tcPr>
+          <w:p>
+            <w:pPr>
+              <w:spacing w:after="40" w:before="40" w:line="240" w:lineRule="auto"/>
+            </w:pPr>
+            <w:r/>
+          </w:p>
+        </w:tc>
+        <w:tc>
+          <w:tcPr>
+            <w:tcW w:type="dxa" w:w="1392"/>
+          </w:tcPr>
+          <w:p>
+            <w:pPr>
+              <w:spacing w:after="40" w:before="40" w:line="240" w:lineRule="auto"/>
+            </w:pPr>
+            <w:r/>
+          </w:p>
+        </w:tc>
+        <w:tc>
+          <w:tcPr>
+            <w:tcW w:type="dxa" w:w="1392"/>
+          </w:tcPr>
+          <w:p>
+            <w:pPr>
+              <w:spacing w:after="40" w:before="40" w:line="240" w:lineRule="auto"/>
+            </w:pPr>
+            <w:r/>
+          </w:p>
+        </w:tc>
+        <w:tc>
+          <w:tcPr>
+            <w:tcW w:type="dxa" w:w="1392"/>
+          </w:tcPr>
+          <w:p>
+            <w:pPr>
+              <w:spacing w:after="40" w:before="40" w:line="240" w:lineRule="auto"/>
+            </w:pPr>
+            <w:r/>
+          </w:p>
+        </w:tc>
+        <w:tc>
+          <w:tcPr>
+            <w:tcW w:type="dxa" w:w="1392"/>
           </w:tcPr>
           <w:p>
             <w:pPr>
@@ -24261,7 +24697,7 @@
       <w:tr>
         <w:tc>
           <w:tcPr>
-            <w:tcW w:type="dxa" w:w="1052"/>
+            <w:tcW w:type="dxa" w:w="1392"/>
           </w:tcPr>
           <w:p>
             <w:pPr>
@@ -24279,84 +24715,106 @@
         </w:tc>
         <w:tc>
           <w:tcPr>
-            <w:tcW w:type="dxa" w:w="1052"/>
-          </w:tcPr>
-          <w:p>
-            <w:pPr>
-              <w:spacing w:after="40" w:before="40" w:line="240" w:lineRule="auto"/>
-            </w:pPr>
-            <w:r/>
-          </w:p>
-        </w:tc>
-        <w:tc>
-          <w:tcPr>
-            <w:tcW w:type="dxa" w:w="1052"/>
-          </w:tcPr>
-          <w:p>
-            <w:pPr>
-              <w:spacing w:after="40" w:before="40" w:line="240" w:lineRule="auto"/>
-            </w:pPr>
-            <w:r/>
-          </w:p>
-        </w:tc>
-        <w:tc>
-          <w:tcPr>
-            <w:tcW w:type="dxa" w:w="1052"/>
-          </w:tcPr>
-          <w:p>
-            <w:pPr>
-              <w:spacing w:after="40" w:before="40" w:line="240" w:lineRule="auto"/>
-            </w:pPr>
-            <w:r/>
-          </w:p>
-        </w:tc>
-        <w:tc>
-          <w:tcPr>
-            <w:tcW w:type="dxa" w:w="1052"/>
-          </w:tcPr>
-          <w:p>
-            <w:pPr>
-              <w:spacing w:after="40" w:before="40" w:line="240" w:lineRule="auto"/>
-            </w:pPr>
-            <w:r/>
-          </w:p>
-        </w:tc>
-        <w:tc>
-          <w:tcPr>
-            <w:tcW w:type="dxa" w:w="1052"/>
-          </w:tcPr>
-          <w:p>
-            <w:pPr>
-              <w:spacing w:after="40" w:before="40" w:line="240" w:lineRule="auto"/>
-            </w:pPr>
-            <w:r/>
-          </w:p>
-        </w:tc>
-        <w:tc>
-          <w:tcPr>
-            <w:tcW w:type="dxa" w:w="1052"/>
-          </w:tcPr>
-          <w:p>
-            <w:pPr>
-              <w:spacing w:after="40" w:before="40" w:line="240" w:lineRule="auto"/>
-            </w:pPr>
-            <w:r/>
-          </w:p>
-        </w:tc>
-        <w:tc>
-          <w:tcPr>
-            <w:tcW w:type="dxa" w:w="1052"/>
-          </w:tcPr>
-          <w:p>
-            <w:pPr>
-              <w:spacing w:after="40" w:before="40" w:line="240" w:lineRule="auto"/>
-            </w:pPr>
-            <w:r/>
-          </w:p>
-        </w:tc>
-        <w:tc>
-          <w:tcPr>
-            <w:tcW w:type="dxa" w:w="1052"/>
+            <w:tcW w:type="dxa" w:w="1392"/>
+          </w:tcPr>
+          <w:p>
+            <w:pPr>
+              <w:spacing w:after="40" w:before="40" w:line="240" w:lineRule="auto"/>
+            </w:pPr>
+            <w:r/>
+          </w:p>
+        </w:tc>
+        <w:tc>
+          <w:tcPr>
+            <w:tcW w:type="dxa" w:w="1392"/>
+          </w:tcPr>
+          <w:p>
+            <w:pPr>
+              <w:spacing w:after="40" w:before="40" w:line="240" w:lineRule="auto"/>
+            </w:pPr>
+            <w:r/>
+          </w:p>
+        </w:tc>
+        <w:tc>
+          <w:tcPr>
+            <w:tcW w:type="dxa" w:w="1392"/>
+          </w:tcPr>
+          <w:p>
+            <w:pPr>
+              <w:spacing w:after="40" w:before="40" w:line="240" w:lineRule="auto"/>
+            </w:pPr>
+            <w:r/>
+          </w:p>
+        </w:tc>
+        <w:tc>
+          <w:tcPr>
+            <w:tcW w:type="dxa" w:w="1392"/>
+          </w:tcPr>
+          <w:p>
+            <w:pPr>
+              <w:spacing w:after="40" w:before="40" w:line="240" w:lineRule="auto"/>
+            </w:pPr>
+            <w:r/>
+          </w:p>
+        </w:tc>
+        <w:tc>
+          <w:tcPr>
+            <w:tcW w:type="dxa" w:w="1392"/>
+          </w:tcPr>
+          <w:p>
+            <w:pPr>
+              <w:spacing w:after="40" w:before="40" w:line="240" w:lineRule="auto"/>
+            </w:pPr>
+            <w:r/>
+          </w:p>
+        </w:tc>
+        <w:tc>
+          <w:tcPr>
+            <w:tcW w:type="dxa" w:w="1392"/>
+          </w:tcPr>
+          <w:p>
+            <w:pPr>
+              <w:spacing w:after="40" w:before="40" w:line="240" w:lineRule="auto"/>
+            </w:pPr>
+            <w:r/>
+          </w:p>
+        </w:tc>
+        <w:tc>
+          <w:tcPr>
+            <w:tcW w:type="dxa" w:w="1392"/>
+          </w:tcPr>
+          <w:p>
+            <w:pPr>
+              <w:spacing w:after="40" w:before="40" w:line="240" w:lineRule="auto"/>
+            </w:pPr>
+            <w:r/>
+          </w:p>
+        </w:tc>
+        <w:tc>
+          <w:tcPr>
+            <w:tcW w:type="dxa" w:w="1392"/>
+          </w:tcPr>
+          <w:p>
+            <w:pPr>
+              <w:spacing w:after="40" w:before="40" w:line="240" w:lineRule="auto"/>
+            </w:pPr>
+            <w:r/>
+          </w:p>
+        </w:tc>
+        <w:tc>
+          <w:tcPr>
+            <w:tcW w:type="dxa" w:w="1392"/>
+          </w:tcPr>
+          <w:p>
+            <w:pPr>
+              <w:spacing w:after="40" w:before="40" w:line="240" w:lineRule="auto"/>
+            </w:pPr>
+            <w:r/>
+          </w:p>
+        </w:tc>
+        <w:tc>
+          <w:tcPr>
+            <w:tcW w:type="dxa" w:w="1392"/>
           </w:tcPr>
           <w:p>
             <w:pPr>
@@ -24369,7 +24827,7 @@
       <w:tr>
         <w:tc>
           <w:tcPr>
-            <w:tcW w:type="dxa" w:w="1052"/>
+            <w:tcW w:type="dxa" w:w="1392"/>
           </w:tcPr>
           <w:p>
             <w:pPr>
@@ -24387,84 +24845,106 @@
         </w:tc>
         <w:tc>
           <w:tcPr>
-            <w:tcW w:type="dxa" w:w="1052"/>
-          </w:tcPr>
-          <w:p>
-            <w:pPr>
-              <w:spacing w:after="40" w:before="40" w:line="240" w:lineRule="auto"/>
-            </w:pPr>
-            <w:r/>
-          </w:p>
-        </w:tc>
-        <w:tc>
-          <w:tcPr>
-            <w:tcW w:type="dxa" w:w="1052"/>
-          </w:tcPr>
-          <w:p>
-            <w:pPr>
-              <w:spacing w:after="40" w:before="40" w:line="240" w:lineRule="auto"/>
-            </w:pPr>
-            <w:r/>
-          </w:p>
-        </w:tc>
-        <w:tc>
-          <w:tcPr>
-            <w:tcW w:type="dxa" w:w="1052"/>
-          </w:tcPr>
-          <w:p>
-            <w:pPr>
-              <w:spacing w:after="40" w:before="40" w:line="240" w:lineRule="auto"/>
-            </w:pPr>
-            <w:r/>
-          </w:p>
-        </w:tc>
-        <w:tc>
-          <w:tcPr>
-            <w:tcW w:type="dxa" w:w="1052"/>
-          </w:tcPr>
-          <w:p>
-            <w:pPr>
-              <w:spacing w:after="40" w:before="40" w:line="240" w:lineRule="auto"/>
-            </w:pPr>
-            <w:r/>
-          </w:p>
-        </w:tc>
-        <w:tc>
-          <w:tcPr>
-            <w:tcW w:type="dxa" w:w="1052"/>
-          </w:tcPr>
-          <w:p>
-            <w:pPr>
-              <w:spacing w:after="40" w:before="40" w:line="240" w:lineRule="auto"/>
-            </w:pPr>
-            <w:r/>
-          </w:p>
-        </w:tc>
-        <w:tc>
-          <w:tcPr>
-            <w:tcW w:type="dxa" w:w="1052"/>
-          </w:tcPr>
-          <w:p>
-            <w:pPr>
-              <w:spacing w:after="40" w:before="40" w:line="240" w:lineRule="auto"/>
-            </w:pPr>
-            <w:r/>
-          </w:p>
-        </w:tc>
-        <w:tc>
-          <w:tcPr>
-            <w:tcW w:type="dxa" w:w="1052"/>
-          </w:tcPr>
-          <w:p>
-            <w:pPr>
-              <w:spacing w:after="40" w:before="40" w:line="240" w:lineRule="auto"/>
-            </w:pPr>
-            <w:r/>
-          </w:p>
-        </w:tc>
-        <w:tc>
-          <w:tcPr>
-            <w:tcW w:type="dxa" w:w="1052"/>
+            <w:tcW w:type="dxa" w:w="1392"/>
+          </w:tcPr>
+          <w:p>
+            <w:pPr>
+              <w:spacing w:after="40" w:before="40" w:line="240" w:lineRule="auto"/>
+            </w:pPr>
+            <w:r/>
+          </w:p>
+        </w:tc>
+        <w:tc>
+          <w:tcPr>
+            <w:tcW w:type="dxa" w:w="1392"/>
+          </w:tcPr>
+          <w:p>
+            <w:pPr>
+              <w:spacing w:after="40" w:before="40" w:line="240" w:lineRule="auto"/>
+            </w:pPr>
+            <w:r/>
+          </w:p>
+        </w:tc>
+        <w:tc>
+          <w:tcPr>
+            <w:tcW w:type="dxa" w:w="1392"/>
+          </w:tcPr>
+          <w:p>
+            <w:pPr>
+              <w:spacing w:after="40" w:before="40" w:line="240" w:lineRule="auto"/>
+            </w:pPr>
+            <w:r/>
+          </w:p>
+        </w:tc>
+        <w:tc>
+          <w:tcPr>
+            <w:tcW w:type="dxa" w:w="1392"/>
+          </w:tcPr>
+          <w:p>
+            <w:pPr>
+              <w:spacing w:after="40" w:before="40" w:line="240" w:lineRule="auto"/>
+            </w:pPr>
+            <w:r/>
+          </w:p>
+        </w:tc>
+        <w:tc>
+          <w:tcPr>
+            <w:tcW w:type="dxa" w:w="1392"/>
+          </w:tcPr>
+          <w:p>
+            <w:pPr>
+              <w:spacing w:after="40" w:before="40" w:line="240" w:lineRule="auto"/>
+            </w:pPr>
+            <w:r/>
+          </w:p>
+        </w:tc>
+        <w:tc>
+          <w:tcPr>
+            <w:tcW w:type="dxa" w:w="1392"/>
+          </w:tcPr>
+          <w:p>
+            <w:pPr>
+              <w:spacing w:after="40" w:before="40" w:line="240" w:lineRule="auto"/>
+            </w:pPr>
+            <w:r/>
+          </w:p>
+        </w:tc>
+        <w:tc>
+          <w:tcPr>
+            <w:tcW w:type="dxa" w:w="1392"/>
+          </w:tcPr>
+          <w:p>
+            <w:pPr>
+              <w:spacing w:after="40" w:before="40" w:line="240" w:lineRule="auto"/>
+            </w:pPr>
+            <w:r/>
+          </w:p>
+        </w:tc>
+        <w:tc>
+          <w:tcPr>
+            <w:tcW w:type="dxa" w:w="1392"/>
+          </w:tcPr>
+          <w:p>
+            <w:pPr>
+              <w:spacing w:after="40" w:before="40" w:line="240" w:lineRule="auto"/>
+            </w:pPr>
+            <w:r/>
+          </w:p>
+        </w:tc>
+        <w:tc>
+          <w:tcPr>
+            <w:tcW w:type="dxa" w:w="1392"/>
+          </w:tcPr>
+          <w:p>
+            <w:pPr>
+              <w:spacing w:after="40" w:before="40" w:line="240" w:lineRule="auto"/>
+            </w:pPr>
+            <w:r/>
+          </w:p>
+        </w:tc>
+        <w:tc>
+          <w:tcPr>
+            <w:tcW w:type="dxa" w:w="1392"/>
           </w:tcPr>
           <w:p>
             <w:pPr>
@@ -24492,8 +24972,18 @@
           <w:i/>
           <w:sz w:val="22"/>
         </w:rPr>
-        <w:t>Ведёт Ответственный (или уполномоченное лицо); запись производится в день передачи; хранение — 3 года с даты последней записи (п. 11.2, 16.2). Записи сверяются с Реестром обработчиков (Приложение № 11) не реже одного раза в год.</w:t>
-      </w:r>
+        <w:t>Ведёт Ответственный (или уполномоченное лицо); запись производится в день передачи; хранение — 3 года с даты последней записи (п. 11.2, 16.2). Не подлежат регистрации: передача внутри Общества между допущенными работниками и предоставление данных самому субъекту. Записи сверяются с Реестром обработчиков (Приложение № 11) не реже одного раза в год.</w:t>
+      </w:r>
+    </w:p>
+    <w:p>
+      <w:pPr>
+        <w:sectPr>
+          <w:pgSz w:w="16838" w:h="11906" w:orient="landscape"/>
+          <w:pgMar w:top="850" w:right="680" w:bottom="850" w:left="850" w:header="720" w:footer="720" w:gutter="0"/>
+          <w:cols w:space="720"/>
+          <w:docGrid w:linePitch="360"/>
+        </w:sectPr>
+      </w:pPr>
     </w:p>
     <w:p>
       <w:pPr>
@@ -24509,7 +24999,7 @@
           <w:color w:val="1F3763"/>
           <w:sz w:val="30"/>
         </w:rPr>
-        <w:t>ПРИМЕЧАНИЯ К ВЫВЕРЕННОМУ ПРОЕКТУ (служебный раздел; при утверждении не публикуется)</w:t>
+        <w:t>ПРИМЕЧАНИЯ К ВЫВЕРЕННОМУ ПРОЕКТУ</w:t>
       </w:r>
     </w:p>
     <w:p>
@@ -26681,7 +27171,6 @@
       </w:r>
     </w:p>
     <w:sectPr>
-      <w:footerReference w:type="default" r:id="rId9"/>
       <w:pgSz w:w="11906" w:h="16838"/>
       <w:pgMar w:top="1134" w:right="850" w:bottom="1134" w:left="1587" w:header="720" w:footer="720" w:gutter="0"/>
       <w:cols w:space="720"/>
